--- a/lessons/8-4/downloads/reveal/teacher/8.4-session-1-prerequisite-practice-b.docx
+++ b/lessons/8-4/downloads/reveal/teacher/8.4-session-1-prerequisite-practice-b.docx
@@ -15,10 +15,28 @@
         <w:rPr>
           <w:rFonts w:ascii="Avenir Next" w:hAnsi="Avenir Next" w:cs="Avenir Next" w:eastAsia="Avenir Next"/>
           <w:color w:val="1A1A1A"/>
+          <w:sz w:val="22"/>
+          <w:szCs w:val="20"/>
+        </w:rPr>
+        <w:t xml:space="preserve">Name</w:t>
+      </w:r>
+      <w:r>
+        <w:rPr>
+          <w:rFonts w:ascii="Avenir Next" w:hAnsi="Avenir Next" w:cs="Avenir Next" w:eastAsia="Avenir Next"/>
+          <w:color w:val="1A1A1A"/>
           <w:sz w:val="20"/>
           <w:szCs w:val="20"/>
         </w:rPr>
-        <w:t xml:space="preserve">Name</w:t>
+        <w:tab/>
+      </w:r>
+      <w:r>
+        <w:rPr>
+          <w:rFonts w:ascii="Avenir Next" w:hAnsi="Avenir Next" w:cs="Avenir Next" w:eastAsia="Avenir Next"/>
+          <w:color w:val="1A1A1A"/>
+          <w:sz w:val="22"/>
+          <w:szCs w:val="20"/>
+        </w:rPr>
+        <w:t xml:space="preserve">   Date</w:t>
       </w:r>
       <w:r>
         <w:rPr>
@@ -33,25 +51,7 @@
         <w:rPr>
           <w:rFonts w:ascii="Avenir Next" w:hAnsi="Avenir Next" w:cs="Avenir Next" w:eastAsia="Avenir Next"/>
           <w:color w:val="1A1A1A"/>
-          <w:sz w:val="20"/>
-          <w:szCs w:val="20"/>
-        </w:rPr>
-        <w:t xml:space="preserve">   Date</w:t>
-      </w:r>
-      <w:r>
-        <w:rPr>
-          <w:rFonts w:ascii="Avenir Next" w:hAnsi="Avenir Next" w:cs="Avenir Next" w:eastAsia="Avenir Next"/>
-          <w:color w:val="1A1A1A"/>
-          <w:sz w:val="20"/>
-          <w:szCs w:val="20"/>
-        </w:rPr>
-        <w:tab/>
-      </w:r>
-      <w:r>
-        <w:rPr>
-          <w:rFonts w:ascii="Avenir Next" w:hAnsi="Avenir Next" w:cs="Avenir Next" w:eastAsia="Avenir Next"/>
-          <w:color w:val="1A1A1A"/>
-          <w:sz w:val="20"/>
+          <w:sz w:val="22"/>
           <w:szCs w:val="20"/>
         </w:rPr>
         <w:t xml:space="preserve">   Period</w:t>
@@ -78,7 +78,7 @@
           <w:caps/>
           <w:color w:val="003A70"/>
           <w:spacing w:val="12"/>
-          <w:sz w:val="19"/>
+          <w:sz w:val="22"/>
           <w:szCs w:val="19"/>
         </w:rPr>
         <w:t xml:space="preserve">Lesson 8-4  ·  Session 1  ·  Prerequisite Practice B  ·  Skill 1 of 2</w:t>
@@ -86,6 +86,7 @@
     </w:p>
     <w:p>
       <w:pPr>
+        <w:pStyle w:val="Heading1"/>
         <w:keepNext/>
         <w:spacing w:before="0" w:after="10" w:line="240" w:lineRule="auto"/>
       </w:pPr>
@@ -111,7 +112,7 @@
         <w:rPr>
           <w:rFonts w:ascii="Avenir Next" w:hAnsi="Avenir Next" w:cs="Avenir Next" w:eastAsia="Avenir Next"/>
           <w:color w:val="5A5F66"/>
-          <w:sz w:val="17"/>
+          <w:sz w:val="22"/>
           <w:szCs w:val="17"/>
         </w:rPr>
         <w:t xml:space="preserve">Builds on Lesson 8-1 Session 1 · 6.EE.B.5</w:t>
@@ -154,6 +155,7 @@
           </w:tcPr>
           <w:p>
             <w:pPr>
+              <w:pStyle w:val="Heading2"/>
               <w:spacing w:before="0" w:after="0" w:line="252" w:lineRule="auto"/>
             </w:pPr>
             <w:r>
@@ -183,7 +185,7 @@
               <w:rPr>
                 <w:rFonts w:ascii="Avenir Next" w:hAnsi="Avenir Next" w:cs="Avenir Next" w:eastAsia="Avenir Next"/>
                 <w:color w:val="1A1A1A"/>
-                <w:sz w:val="20"/>
+                <w:sz w:val="22"/>
                 <w:szCs w:val="20"/>
               </w:rPr>
               <w:t xml:space="preserve">To answer “Does exactly 9 GB work?”, you put 9 into the rule and check it.</w:t>
@@ -203,6 +205,7 @@
           </w:tcPr>
           <w:p>
             <w:pPr>
+              <w:pStyle w:val="Heading2"/>
               <w:spacing w:before="0" w:after="0" w:line="252" w:lineRule="auto"/>
             </w:pPr>
             <w:r>
@@ -232,7 +235,7 @@
               <w:rPr>
                 <w:rFonts w:ascii="Avenir Next" w:hAnsi="Avenir Next" w:cs="Avenir Next" w:eastAsia="Avenir Next"/>
                 <w:color w:val="1A1A1A"/>
-                <w:sz w:val="20"/>
+                <w:sz w:val="22"/>
                 <w:szCs w:val="20"/>
               </w:rPr>
               <w:t xml:space="preserve">Put a value into an equation and see if it makes it true.  </w:t>
@@ -242,7 +245,7 @@
                 <w:rFonts w:ascii="Avenir Next" w:hAnsi="Avenir Next" w:cs="Avenir Next" w:eastAsia="Avenir Next"/>
                 <w:b/>
                 <w:color w:val="1A1A1A"/>
-                <w:sz w:val="20"/>
+                <w:sz w:val="22"/>
                 <w:szCs w:val="20"/>
               </w:rPr>
               <w:t xml:space="preserve">You will use it in Practice Form A, problems 4 and 5.</w:t>
@@ -253,6 +256,7 @@
     </w:tbl>
     <w:p>
       <w:pPr>
+        <w:pStyle w:val="Heading2"/>
         <w:keepNext/>
         <w:pBdr>
           <w:bottom w:val="single" w:sz="8" w:space="3" w:color="003A70"/>
@@ -268,7 +272,7 @@
           <w:b/>
           <w:color w:val="003A70"/>
           <w:spacing w:val="14"/>
-          <w:sz w:val="19"/>
+          <w:sz w:val="22"/>
           <w:szCs w:val="19"/>
         </w:rPr>
         <w:t xml:space="preserve">STEPS TO FOLLOW</w:t>
@@ -287,7 +291,7 @@
           <w:rFonts w:ascii="Avenir Next" w:hAnsi="Avenir Next" w:cs="Avenir Next" w:eastAsia="Avenir Next"/>
           <w:i/>
           <w:color w:val="5A5F66"/>
-          <w:sz w:val="17"/>
+          <w:sz w:val="22"/>
           <w:szCs w:val="17"/>
         </w:rPr>
         <w:t xml:space="preserve">use these same steps on every problem</w:t>
@@ -329,6 +333,7 @@
           </w:tcPr>
           <w:p>
             <w:pPr>
+              <w:pStyle w:val="Heading1"/>
               <w:spacing w:before="0" w:after="0" w:line="240" w:lineRule="auto"/>
               <w:jc w:val="center"/>
             </w:pPr>
@@ -358,7 +363,7 @@
                 <w:rFonts w:ascii="Avenir Next" w:hAnsi="Avenir Next" w:cs="Avenir Next" w:eastAsia="Avenir Next"/>
                 <w:b/>
                 <w:color w:val="1A1A1A"/>
-                <w:sz w:val="21"/>
+                <w:sz w:val="22"/>
                 <w:szCs w:val="21"/>
               </w:rPr>
               <w:t xml:space="preserve">Replace</w:t>
@@ -367,7 +372,7 @@
               <w:rPr>
                 <w:rFonts w:ascii="Avenir Next" w:hAnsi="Avenir Next" w:cs="Avenir Next" w:eastAsia="Avenir Next"/>
                 <w:color w:val="1A1A1A"/>
-                <w:sz w:val="21"/>
+                <w:sz w:val="22"/>
                 <w:szCs w:val="21"/>
               </w:rPr>
               <w:t xml:space="preserve"> the letter with the value.</w:t>
@@ -386,6 +391,7 @@
           </w:tcPr>
           <w:p>
             <w:pPr>
+              <w:pStyle w:val="Heading1"/>
               <w:spacing w:before="0" w:after="0" w:line="240" w:lineRule="auto"/>
               <w:jc w:val="center"/>
             </w:pPr>
@@ -415,7 +421,7 @@
                 <w:rFonts w:ascii="Avenir Next" w:hAnsi="Avenir Next" w:cs="Avenir Next" w:eastAsia="Avenir Next"/>
                 <w:b/>
                 <w:color w:val="1A1A1A"/>
-                <w:sz w:val="21"/>
+                <w:sz w:val="22"/>
                 <w:szCs w:val="21"/>
               </w:rPr>
               <w:t xml:space="preserve">Evaluate</w:t>
@@ -424,7 +430,7 @@
               <w:rPr>
                 <w:rFonts w:ascii="Avenir Next" w:hAnsi="Avenir Next" w:cs="Avenir Next" w:eastAsia="Avenir Next"/>
                 <w:color w:val="1A1A1A"/>
-                <w:sz w:val="21"/>
+                <w:sz w:val="22"/>
                 <w:szCs w:val="21"/>
               </w:rPr>
               <w:t xml:space="preserve"> the side with the letter.</w:t>
@@ -443,6 +449,7 @@
           </w:tcPr>
           <w:p>
             <w:pPr>
+              <w:pStyle w:val="Heading1"/>
               <w:spacing w:before="0" w:after="0" w:line="240" w:lineRule="auto"/>
               <w:jc w:val="center"/>
             </w:pPr>
@@ -472,7 +479,7 @@
                 <w:rFonts w:ascii="Avenir Next" w:hAnsi="Avenir Next" w:cs="Avenir Next" w:eastAsia="Avenir Next"/>
                 <w:b/>
                 <w:color w:val="1A1A1A"/>
-                <w:sz w:val="21"/>
+                <w:sz w:val="22"/>
                 <w:szCs w:val="21"/>
               </w:rPr>
               <w:t xml:space="preserve">Compare</w:t>
@@ -481,7 +488,7 @@
               <w:rPr>
                 <w:rFonts w:ascii="Avenir Next" w:hAnsi="Avenir Next" w:cs="Avenir Next" w:eastAsia="Avenir Next"/>
                 <w:color w:val="1A1A1A"/>
-                <w:sz w:val="21"/>
+                <w:sz w:val="22"/>
                 <w:szCs w:val="21"/>
               </w:rPr>
               <w:t xml:space="preserve"> to the other side. Equal means it is a solution.</w:t>
@@ -492,6 +499,7 @@
     </w:tbl>
     <w:p>
       <w:pPr>
+        <w:pStyle w:val="Heading2"/>
         <w:keepNext/>
         <w:pBdr>
           <w:bottom w:val="single" w:sz="8" w:space="3" w:color="003A70"/>
@@ -507,7 +515,7 @@
           <w:b/>
           <w:color w:val="003A70"/>
           <w:spacing w:val="14"/>
-          <w:sz w:val="19"/>
+          <w:sz w:val="22"/>
           <w:szCs w:val="19"/>
         </w:rPr>
         <w:t xml:space="preserve">WATCH ME</w:t>
@@ -526,7 +534,7 @@
           <w:rFonts w:ascii="Avenir Next" w:hAnsi="Avenir Next" w:cs="Avenir Next" w:eastAsia="Avenir Next"/>
           <w:i/>
           <w:color w:val="5A5F66"/>
-          <w:sz w:val="17"/>
+          <w:sz w:val="22"/>
           <w:szCs w:val="17"/>
         </w:rPr>
         <w:t xml:space="preserve">the steps in action</w:t>
@@ -541,7 +549,7 @@
           <w:rFonts w:ascii="Avenir Next" w:hAnsi="Avenir Next" w:cs="Avenir Next" w:eastAsia="Avenir Next"/>
           <w:b/>
           <w:color w:val="1A1A1A"/>
-          <w:sz w:val="21"/>
+          <w:sz w:val="22"/>
           <w:szCs w:val="21"/>
         </w:rPr>
         <w:t xml:space="preserve">Is </w:t>
@@ -552,7 +560,7 @@
           <w:b/>
           <w:i/>
           <w:color w:val="1A1A1A"/>
-          <w:sz w:val="21"/>
+          <w:sz w:val="22"/>
           <w:szCs w:val="21"/>
         </w:rPr>
         <w:t xml:space="preserve">n</w:t>
@@ -562,7 +570,7 @@
           <w:rFonts w:ascii="Avenir Next" w:hAnsi="Avenir Next" w:cs="Avenir Next" w:eastAsia="Avenir Next"/>
           <w:b/>
           <w:color w:val="1A1A1A"/>
-          <w:sz w:val="21"/>
+          <w:sz w:val="22"/>
           <w:szCs w:val="21"/>
         </w:rPr>
         <w:t xml:space="preserve"> = 5 a solution of 7</w:t>
@@ -573,7 +581,7 @@
           <w:b/>
           <w:i/>
           <w:color w:val="1A1A1A"/>
-          <w:sz w:val="21"/>
+          <w:sz w:val="22"/>
           <w:szCs w:val="21"/>
         </w:rPr>
         <w:t xml:space="preserve">n</w:t>
@@ -583,7 +591,7 @@
           <w:rFonts w:ascii="Avenir Next" w:hAnsi="Avenir Next" w:cs="Avenir Next" w:eastAsia="Avenir Next"/>
           <w:b/>
           <w:color w:val="1A1A1A"/>
-          <w:sz w:val="21"/>
+          <w:sz w:val="22"/>
           <w:szCs w:val="21"/>
         </w:rPr>
         <w:t xml:space="preserve"> − 5 = 30?</w:t>
@@ -602,25 +610,25 @@
           <w:rFonts w:ascii="Avenir Next" w:hAnsi="Avenir Next" w:cs="Avenir Next" w:eastAsia="Avenir Next"/>
           <w:b/>
           <w:color w:val="003A70"/>
+          <w:sz w:val="22"/>
+          <w:szCs w:val="19"/>
+        </w:rPr>
+        <w:t xml:space="preserve">Step 1</w:t>
+      </w:r>
+      <w:r>
+        <w:rPr>
+          <w:rFonts w:ascii="Avenir Next" w:hAnsi="Avenir Next" w:cs="Avenir Next" w:eastAsia="Avenir Next"/>
+          <w:color w:val="1A1A1A"/>
           <w:sz w:val="19"/>
           <w:szCs w:val="19"/>
         </w:rPr>
-        <w:t xml:space="preserve">Step 1</w:t>
-      </w:r>
-      <w:r>
-        <w:rPr>
-          <w:rFonts w:ascii="Avenir Next" w:hAnsi="Avenir Next" w:cs="Avenir Next" w:eastAsia="Avenir Next"/>
-          <w:color w:val="1A1A1A"/>
-          <w:sz w:val="19"/>
-          <w:szCs w:val="19"/>
-        </w:rPr>
         <w:tab/>
       </w:r>
       <w:r>
         <w:rPr>
           <w:rFonts w:ascii="Avenir Next" w:hAnsi="Avenir Next" w:cs="Avenir Next" w:eastAsia="Avenir Next"/>
           <w:color w:val="1A1A1A"/>
-          <w:sz w:val="21"/>
+          <w:sz w:val="22"/>
           <w:szCs w:val="21"/>
         </w:rPr>
         <w:t xml:space="preserve">7(5) − 5.</w:t>
@@ -639,25 +647,25 @@
           <w:rFonts w:ascii="Avenir Next" w:hAnsi="Avenir Next" w:cs="Avenir Next" w:eastAsia="Avenir Next"/>
           <w:b/>
           <w:color w:val="003A70"/>
+          <w:sz w:val="22"/>
+          <w:szCs w:val="19"/>
+        </w:rPr>
+        <w:t xml:space="preserve">Step 2</w:t>
+      </w:r>
+      <w:r>
+        <w:rPr>
+          <w:rFonts w:ascii="Avenir Next" w:hAnsi="Avenir Next" w:cs="Avenir Next" w:eastAsia="Avenir Next"/>
+          <w:color w:val="1A1A1A"/>
           <w:sz w:val="19"/>
           <w:szCs w:val="19"/>
         </w:rPr>
-        <w:t xml:space="preserve">Step 2</w:t>
-      </w:r>
-      <w:r>
-        <w:rPr>
-          <w:rFonts w:ascii="Avenir Next" w:hAnsi="Avenir Next" w:cs="Avenir Next" w:eastAsia="Avenir Next"/>
-          <w:color w:val="1A1A1A"/>
-          <w:sz w:val="19"/>
-          <w:szCs w:val="19"/>
-        </w:rPr>
         <w:tab/>
       </w:r>
       <w:r>
         <w:rPr>
           <w:rFonts w:ascii="Avenir Next" w:hAnsi="Avenir Next" w:cs="Avenir Next" w:eastAsia="Avenir Next"/>
           <w:color w:val="1A1A1A"/>
-          <w:sz w:val="21"/>
+          <w:sz w:val="22"/>
           <w:szCs w:val="21"/>
         </w:rPr>
         <w:t xml:space="preserve">35 − 5 = 30.</w:t>
@@ -676,25 +684,25 @@
           <w:rFonts w:ascii="Avenir Next" w:hAnsi="Avenir Next" w:cs="Avenir Next" w:eastAsia="Avenir Next"/>
           <w:b/>
           <w:color w:val="003A70"/>
+          <w:sz w:val="22"/>
+          <w:szCs w:val="19"/>
+        </w:rPr>
+        <w:t xml:space="preserve">Step 3</w:t>
+      </w:r>
+      <w:r>
+        <w:rPr>
+          <w:rFonts w:ascii="Avenir Next" w:hAnsi="Avenir Next" w:cs="Avenir Next" w:eastAsia="Avenir Next"/>
+          <w:color w:val="1A1A1A"/>
           <w:sz w:val="19"/>
           <w:szCs w:val="19"/>
         </w:rPr>
-        <w:t xml:space="preserve">Step 3</w:t>
-      </w:r>
-      <w:r>
-        <w:rPr>
-          <w:rFonts w:ascii="Avenir Next" w:hAnsi="Avenir Next" w:cs="Avenir Next" w:eastAsia="Avenir Next"/>
-          <w:color w:val="1A1A1A"/>
-          <w:sz w:val="19"/>
-          <w:szCs w:val="19"/>
-        </w:rPr>
         <w:tab/>
       </w:r>
       <w:r>
         <w:rPr>
           <w:rFonts w:ascii="Avenir Next" w:hAnsi="Avenir Next" w:cs="Avenir Next" w:eastAsia="Avenir Next"/>
           <w:color w:val="1A1A1A"/>
-          <w:sz w:val="21"/>
+          <w:sz w:val="22"/>
           <w:szCs w:val="21"/>
         </w:rPr>
         <w:t xml:space="preserve">30 = 30. Yes, it is a solution.</w:t>
@@ -713,18 +721,18 @@
           <w:rFonts w:ascii="Avenir Next" w:hAnsi="Avenir Next" w:cs="Avenir Next" w:eastAsia="Avenir Next"/>
           <w:b/>
           <w:color w:val="1A1A1A"/>
+          <w:sz w:val="22"/>
+          <w:szCs w:val="21"/>
+        </w:rPr>
+        <w:t xml:space="preserve">Answer</w:t>
+      </w:r>
+      <w:r>
+        <w:rPr>
+          <w:rFonts w:ascii="Avenir Next" w:hAnsi="Avenir Next" w:cs="Avenir Next" w:eastAsia="Avenir Next"/>
+          <w:color w:val="1A1A1A"/>
           <w:sz w:val="21"/>
           <w:szCs w:val="21"/>
         </w:rPr>
-        <w:t xml:space="preserve">Answer</w:t>
-      </w:r>
-      <w:r>
-        <w:rPr>
-          <w:rFonts w:ascii="Avenir Next" w:hAnsi="Avenir Next" w:cs="Avenir Next" w:eastAsia="Avenir Next"/>
-          <w:color w:val="1A1A1A"/>
-          <w:sz w:val="21"/>
-          <w:szCs w:val="21"/>
-        </w:rPr>
         <w:tab/>
       </w:r>
       <w:r>
@@ -732,7 +740,7 @@
           <w:rFonts w:ascii="Avenir Next" w:hAnsi="Avenir Next" w:cs="Avenir Next" w:eastAsia="Avenir Next"/>
           <w:b/>
           <w:color w:val="1A1A1A"/>
-          <w:sz w:val="21"/>
+          <w:sz w:val="22"/>
           <w:szCs w:val="21"/>
         </w:rPr>
         <w:t xml:space="preserve">Yes</w:t>
@@ -740,6 +748,7 @@
     </w:p>
     <w:p>
       <w:pPr>
+        <w:pStyle w:val="Heading2"/>
         <w:keepNext/>
         <w:pBdr>
           <w:bottom w:val="single" w:sz="8" w:space="3" w:color="003A70"/>
@@ -755,7 +764,7 @@
           <w:b/>
           <w:color w:val="003A70"/>
           <w:spacing w:val="14"/>
-          <w:sz w:val="19"/>
+          <w:sz w:val="22"/>
           <w:szCs w:val="19"/>
         </w:rPr>
         <w:t xml:space="preserve">TRY IT WITH HELP</w:t>
@@ -774,7 +783,7 @@
           <w:rFonts w:ascii="Avenir Next" w:hAnsi="Avenir Next" w:cs="Avenir Next" w:eastAsia="Avenir Next"/>
           <w:i/>
           <w:color w:val="5A5F66"/>
-          <w:sz w:val="17"/>
+          <w:sz w:val="22"/>
           <w:szCs w:val="17"/>
         </w:rPr>
         <w:t xml:space="preserve">fill in each step</w:t>
@@ -870,35 +879,35 @@
           <w:rFonts w:ascii="Avenir Next" w:hAnsi="Avenir Next" w:cs="Avenir Next" w:eastAsia="Avenir Next"/>
           <w:b/>
           <w:color w:val="003A70"/>
+          <w:sz w:val="22"/>
+          <w:szCs w:val="18"/>
+        </w:rPr>
+        <w:t xml:space="preserve">Step 1</w:t>
+      </w:r>
+      <w:r>
+        <w:rPr>
+          <w:rFonts w:ascii="Avenir Next" w:hAnsi="Avenir Next" w:cs="Avenir Next" w:eastAsia="Avenir Next"/>
+          <w:color w:val="1A1A1A"/>
           <w:sz w:val="18"/>
           <w:szCs w:val="18"/>
         </w:rPr>
-        <w:t xml:space="preserve">Step 1</w:t>
-      </w:r>
-      <w:r>
-        <w:rPr>
-          <w:rFonts w:ascii="Avenir Next" w:hAnsi="Avenir Next" w:cs="Avenir Next" w:eastAsia="Avenir Next"/>
-          <w:color w:val="1A1A1A"/>
-          <w:sz w:val="18"/>
-          <w:szCs w:val="18"/>
-        </w:rPr>
         <w:tab/>
       </w:r>
       <w:r>
         <w:rPr>
           <w:rFonts w:ascii="Avenir Next" w:hAnsi="Avenir Next" w:cs="Avenir Next" w:eastAsia="Avenir Next"/>
           <w:color w:val="1A1A1A"/>
+          <w:sz w:val="22"/>
+          <w:szCs w:val="21"/>
+        </w:rPr>
+        <w:t xml:space="preserve">6(</w:t>
+      </w:r>
+      <w:r>
+        <w:rPr>
+          <w:rFonts w:ascii="Avenir Next" w:hAnsi="Avenir Next" w:cs="Avenir Next" w:eastAsia="Avenir Next"/>
+          <w:color w:val="1A1A1A"/>
           <w:sz w:val="21"/>
           <w:szCs w:val="21"/>
-        </w:rPr>
-        <w:t xml:space="preserve">6(</w:t>
-      </w:r>
-      <w:r>
-        <w:rPr>
-          <w:rFonts w:ascii="Avenir Next" w:hAnsi="Avenir Next" w:cs="Avenir Next" w:eastAsia="Avenir Next"/>
-          <w:color w:val="1A1A1A"/>
-          <w:sz w:val="21"/>
-          <w:szCs w:val="21"/>
           <w:u w:val="single"/>
         </w:rPr>
         <w:t xml:space="preserve">                </w:t>
@@ -907,7 +916,7 @@
         <w:rPr>
           <w:rFonts w:ascii="Avenir Next" w:hAnsi="Avenir Next" w:cs="Avenir Next" w:eastAsia="Avenir Next"/>
           <w:color w:val="1A1A1A"/>
-          <w:sz w:val="21"/>
+          <w:sz w:val="22"/>
           <w:szCs w:val="21"/>
         </w:rPr>
         <w:t xml:space="preserve">)</w:t>
@@ -927,25 +936,25 @@
           <w:rFonts w:ascii="Avenir Next" w:hAnsi="Avenir Next" w:cs="Avenir Next" w:eastAsia="Avenir Next"/>
           <w:b/>
           <w:color w:val="003A70"/>
+          <w:sz w:val="22"/>
+          <w:szCs w:val="18"/>
+        </w:rPr>
+        <w:t xml:space="preserve">Step 2</w:t>
+      </w:r>
+      <w:r>
+        <w:rPr>
+          <w:rFonts w:ascii="Avenir Next" w:hAnsi="Avenir Next" w:cs="Avenir Next" w:eastAsia="Avenir Next"/>
+          <w:color w:val="1A1A1A"/>
           <w:sz w:val="18"/>
           <w:szCs w:val="18"/>
         </w:rPr>
-        <w:t xml:space="preserve">Step 2</w:t>
-      </w:r>
-      <w:r>
-        <w:rPr>
-          <w:rFonts w:ascii="Avenir Next" w:hAnsi="Avenir Next" w:cs="Avenir Next" w:eastAsia="Avenir Next"/>
-          <w:color w:val="1A1A1A"/>
-          <w:sz w:val="18"/>
-          <w:szCs w:val="18"/>
-        </w:rPr>
         <w:tab/>
       </w:r>
       <w:r>
         <w:rPr>
           <w:rFonts w:ascii="Avenir Next" w:hAnsi="Avenir Next" w:cs="Avenir Next" w:eastAsia="Avenir Next"/>
           <w:color w:val="1A1A1A"/>
-          <w:sz w:val="21"/>
+          <w:sz w:val="22"/>
           <w:szCs w:val="21"/>
         </w:rPr>
         <w:t xml:space="preserve">6 × 8 = </w:t>
@@ -975,25 +984,25 @@
           <w:rFonts w:ascii="Avenir Next" w:hAnsi="Avenir Next" w:cs="Avenir Next" w:eastAsia="Avenir Next"/>
           <w:b/>
           <w:color w:val="003A70"/>
+          <w:sz w:val="22"/>
+          <w:szCs w:val="18"/>
+        </w:rPr>
+        <w:t xml:space="preserve">Step 3</w:t>
+      </w:r>
+      <w:r>
+        <w:rPr>
+          <w:rFonts w:ascii="Avenir Next" w:hAnsi="Avenir Next" w:cs="Avenir Next" w:eastAsia="Avenir Next"/>
+          <w:color w:val="1A1A1A"/>
           <w:sz w:val="18"/>
           <w:szCs w:val="18"/>
         </w:rPr>
-        <w:t xml:space="preserve">Step 3</w:t>
-      </w:r>
-      <w:r>
-        <w:rPr>
-          <w:rFonts w:ascii="Avenir Next" w:hAnsi="Avenir Next" w:cs="Avenir Next" w:eastAsia="Avenir Next"/>
-          <w:color w:val="1A1A1A"/>
-          <w:sz w:val="18"/>
-          <w:szCs w:val="18"/>
-        </w:rPr>
         <w:tab/>
       </w:r>
       <w:r>
         <w:rPr>
           <w:rFonts w:ascii="Avenir Next" w:hAnsi="Avenir Next" w:cs="Avenir Next" w:eastAsia="Avenir Next"/>
           <w:color w:val="1A1A1A"/>
-          <w:sz w:val="21"/>
+          <w:sz w:val="22"/>
           <w:szCs w:val="21"/>
         </w:rPr>
         <w:t xml:space="preserve">Is 48 equal to 54? </w:t>
@@ -1104,18 +1113,18 @@
           <w:rFonts w:ascii="Avenir Next" w:hAnsi="Avenir Next" w:cs="Avenir Next" w:eastAsia="Avenir Next"/>
           <w:b/>
           <w:color w:val="003A70"/>
+          <w:sz w:val="22"/>
+          <w:szCs w:val="18"/>
+        </w:rPr>
+        <w:t xml:space="preserve">Step 1</w:t>
+      </w:r>
+      <w:r>
+        <w:rPr>
+          <w:rFonts w:ascii="Avenir Next" w:hAnsi="Avenir Next" w:cs="Avenir Next" w:eastAsia="Avenir Next"/>
+          <w:color w:val="1A1A1A"/>
           <w:sz w:val="18"/>
           <w:szCs w:val="18"/>
         </w:rPr>
-        <w:t xml:space="preserve">Step 1</w:t>
-      </w:r>
-      <w:r>
-        <w:rPr>
-          <w:rFonts w:ascii="Avenir Next" w:hAnsi="Avenir Next" w:cs="Avenir Next" w:eastAsia="Avenir Next"/>
-          <w:color w:val="1A1A1A"/>
-          <w:sz w:val="18"/>
-          <w:szCs w:val="18"/>
-        </w:rPr>
         <w:tab/>
       </w:r>
       <w:r>
@@ -1132,7 +1141,7 @@
         <w:rPr>
           <w:rFonts w:ascii="Avenir Next" w:hAnsi="Avenir Next" w:cs="Avenir Next" w:eastAsia="Avenir Next"/>
           <w:color w:val="1A1A1A"/>
-          <w:sz w:val="21"/>
+          <w:sz w:val="22"/>
           <w:szCs w:val="21"/>
         </w:rPr>
         <w:t xml:space="preserve"> ÷ 4</w:t>
@@ -1152,25 +1161,25 @@
           <w:rFonts w:ascii="Avenir Next" w:hAnsi="Avenir Next" w:cs="Avenir Next" w:eastAsia="Avenir Next"/>
           <w:b/>
           <w:color w:val="003A70"/>
+          <w:sz w:val="22"/>
+          <w:szCs w:val="18"/>
+        </w:rPr>
+        <w:t xml:space="preserve">Step 2</w:t>
+      </w:r>
+      <w:r>
+        <w:rPr>
+          <w:rFonts w:ascii="Avenir Next" w:hAnsi="Avenir Next" w:cs="Avenir Next" w:eastAsia="Avenir Next"/>
+          <w:color w:val="1A1A1A"/>
           <w:sz w:val="18"/>
           <w:szCs w:val="18"/>
         </w:rPr>
-        <w:t xml:space="preserve">Step 2</w:t>
-      </w:r>
-      <w:r>
-        <w:rPr>
-          <w:rFonts w:ascii="Avenir Next" w:hAnsi="Avenir Next" w:cs="Avenir Next" w:eastAsia="Avenir Next"/>
-          <w:color w:val="1A1A1A"/>
-          <w:sz w:val="18"/>
-          <w:szCs w:val="18"/>
-        </w:rPr>
         <w:tab/>
       </w:r>
       <w:r>
         <w:rPr>
           <w:rFonts w:ascii="Avenir Next" w:hAnsi="Avenir Next" w:cs="Avenir Next" w:eastAsia="Avenir Next"/>
           <w:color w:val="1A1A1A"/>
-          <w:sz w:val="21"/>
+          <w:sz w:val="22"/>
           <w:szCs w:val="21"/>
         </w:rPr>
         <w:t xml:space="preserve">48 ÷ 4 = </w:t>
@@ -1200,35 +1209,35 @@
           <w:rFonts w:ascii="Avenir Next" w:hAnsi="Avenir Next" w:cs="Avenir Next" w:eastAsia="Avenir Next"/>
           <w:b/>
           <w:color w:val="003A70"/>
+          <w:sz w:val="22"/>
+          <w:szCs w:val="18"/>
+        </w:rPr>
+        <w:t xml:space="preserve">Step 3</w:t>
+      </w:r>
+      <w:r>
+        <w:rPr>
+          <w:rFonts w:ascii="Avenir Next" w:hAnsi="Avenir Next" w:cs="Avenir Next" w:eastAsia="Avenir Next"/>
+          <w:color w:val="1A1A1A"/>
           <w:sz w:val="18"/>
           <w:szCs w:val="18"/>
         </w:rPr>
-        <w:t xml:space="preserve">Step 3</w:t>
-      </w:r>
-      <w:r>
-        <w:rPr>
-          <w:rFonts w:ascii="Avenir Next" w:hAnsi="Avenir Next" w:cs="Avenir Next" w:eastAsia="Avenir Next"/>
-          <w:color w:val="1A1A1A"/>
-          <w:sz w:val="18"/>
-          <w:szCs w:val="18"/>
-        </w:rPr>
         <w:tab/>
       </w:r>
       <w:r>
         <w:rPr>
           <w:rFonts w:ascii="Avenir Next" w:hAnsi="Avenir Next" w:cs="Avenir Next" w:eastAsia="Avenir Next"/>
           <w:color w:val="1A1A1A"/>
+          <w:sz w:val="22"/>
+          <w:szCs w:val="21"/>
+        </w:rPr>
+        <w:t xml:space="preserve">Is 12 equal to 12? </w:t>
+      </w:r>
+      <w:r>
+        <w:rPr>
+          <w:rFonts w:ascii="Avenir Next" w:hAnsi="Avenir Next" w:cs="Avenir Next" w:eastAsia="Avenir Next"/>
+          <w:color w:val="1A1A1A"/>
           <w:sz w:val="21"/>
           <w:szCs w:val="21"/>
-        </w:rPr>
-        <w:t xml:space="preserve">Is 12 equal to 12? </w:t>
-      </w:r>
-      <w:r>
-        <w:rPr>
-          <w:rFonts w:ascii="Avenir Next" w:hAnsi="Avenir Next" w:cs="Avenir Next" w:eastAsia="Avenir Next"/>
-          <w:color w:val="1A1A1A"/>
-          <w:sz w:val="21"/>
-          <w:szCs w:val="21"/>
           <w:u w:val="single"/>
         </w:rPr>
         <w:t xml:space="preserve">                </w:t>
@@ -1241,6 +1250,7 @@
     </w:p>
     <w:p>
       <w:pPr>
+        <w:pStyle w:val="Heading2"/>
         <w:keepNext/>
         <w:pBdr>
           <w:bottom w:val="single" w:sz="8" w:space="3" w:color="003A70"/>
@@ -1256,7 +1266,7 @@
           <w:b/>
           <w:color w:val="003A70"/>
           <w:spacing w:val="14"/>
-          <w:sz w:val="19"/>
+          <w:sz w:val="22"/>
           <w:szCs w:val="19"/>
         </w:rPr>
         <w:t xml:space="preserve">YOUR TURN</w:t>
@@ -1275,7 +1285,7 @@
           <w:rFonts w:ascii="Avenir Next" w:hAnsi="Avenir Next" w:cs="Avenir Next" w:eastAsia="Avenir Next"/>
           <w:i/>
           <w:color w:val="5A5F66"/>
-          <w:sz w:val="17"/>
+          <w:sz w:val="22"/>
           <w:szCs w:val="17"/>
         </w:rPr>
         <w:t xml:space="preserve">use the steps on your own</w:t>
@@ -1475,7 +1485,7 @@
                       <w:szCs w:val="22"/>
                       <w:u w:val="single"/>
                     </w:rPr>
-                    <w:t xml:space="preserve">      </w:t>
+                    <w:t xml:space="preserve">          </w:t>
                   </w:r>
                 </w:p>
               </w:tc>
@@ -1575,7 +1585,7 @@
                       <w:szCs w:val="22"/>
                       <w:u w:val="single"/>
                     </w:rPr>
-                    <w:t xml:space="preserve">      </w:t>
+                    <w:t xml:space="preserve">          </w:t>
                   </w:r>
                 </w:p>
               </w:tc>
@@ -1672,7 +1682,7 @@
                       <w:szCs w:val="22"/>
                       <w:u w:val="single"/>
                     </w:rPr>
-                    <w:t xml:space="preserve">      </w:t>
+                    <w:t xml:space="preserve">          </w:t>
                   </w:r>
                 </w:p>
               </w:tc>
@@ -1772,7 +1782,7 @@
                       <w:szCs w:val="22"/>
                       <w:u w:val="single"/>
                     </w:rPr>
-                    <w:t xml:space="preserve">      </w:t>
+                    <w:t xml:space="preserve">          </w:t>
                   </w:r>
                 </w:p>
               </w:tc>
@@ -1878,7 +1888,7 @@
                       <w:szCs w:val="22"/>
                       <w:u w:val="single"/>
                     </w:rPr>
-                    <w:t xml:space="preserve">      </w:t>
+                    <w:t xml:space="preserve">          </w:t>
                   </w:r>
                 </w:p>
               </w:tc>
@@ -1969,7 +1979,7 @@
                       <w:szCs w:val="22"/>
                       <w:u w:val="single"/>
                     </w:rPr>
-                    <w:t xml:space="preserve">      </w:t>
+                    <w:t xml:space="preserve">          </w:t>
                   </w:r>
                 </w:p>
               </w:tc>
@@ -2001,7 +2011,7 @@
           <w:caps/>
           <w:color w:val="003A70"/>
           <w:spacing w:val="12"/>
-          <w:sz w:val="19"/>
+          <w:sz w:val="22"/>
           <w:szCs w:val="19"/>
         </w:rPr>
         <w:t xml:space="preserve">Lesson 8-4  ·  Session 1  ·  Prerequisite Practice B  ·  Skill 2 of 2</w:t>
@@ -2009,6 +2019,7 @@
     </w:p>
     <w:p>
       <w:pPr>
+        <w:pStyle w:val="Heading1"/>
         <w:keepNext/>
         <w:spacing w:before="0" w:after="10" w:line="240" w:lineRule="auto"/>
       </w:pPr>
@@ -2034,7 +2045,7 @@
         <w:rPr>
           <w:rFonts w:ascii="Avenir Next" w:hAnsi="Avenir Next" w:cs="Avenir Next" w:eastAsia="Avenir Next"/>
           <w:color w:val="5A5F66"/>
-          <w:sz w:val="17"/>
+          <w:sz w:val="22"/>
           <w:szCs w:val="17"/>
         </w:rPr>
         <w:t xml:space="preserve">Builds on Lesson 8-1 Session 2 · 6.EE.B.6</w:t>
@@ -2077,6 +2088,7 @@
           </w:tcPr>
           <w:p>
             <w:pPr>
+              <w:pStyle w:val="Heading2"/>
               <w:spacing w:before="0" w:after="0" w:line="252" w:lineRule="auto"/>
             </w:pPr>
             <w:r>
@@ -2106,7 +2118,7 @@
               <w:rPr>
                 <w:rFonts w:ascii="Avenir Next" w:hAnsi="Avenir Next" w:cs="Avenir Next" w:eastAsia="Avenir Next"/>
                 <w:color w:val="1A1A1A"/>
-                <w:sz w:val="20"/>
+                <w:sz w:val="22"/>
                 <w:szCs w:val="20"/>
               </w:rPr>
               <w:t xml:space="preserve">Problem 8 says “Let </w:t>
@@ -2116,7 +2128,7 @@
                 <w:rFonts w:ascii="Avenir Next" w:hAnsi="Avenir Next" w:cs="Avenir Next" w:eastAsia="Avenir Next"/>
                 <w:i/>
                 <w:color w:val="1A1A1A"/>
-                <w:sz w:val="20"/>
+                <w:sz w:val="22"/>
                 <w:szCs w:val="20"/>
               </w:rPr>
               <w:t xml:space="preserve">h</w:t>
@@ -2125,7 +2137,7 @@
               <w:rPr>
                 <w:rFonts w:ascii="Avenir Next" w:hAnsi="Avenir Next" w:cs="Avenir Next" w:eastAsia="Avenir Next"/>
                 <w:color w:val="1A1A1A"/>
-                <w:sz w:val="20"/>
+                <w:sz w:val="22"/>
                 <w:szCs w:val="20"/>
               </w:rPr>
               <w:t xml:space="preserve"> = height in inches.” You name the letter first.</w:t>
@@ -2145,6 +2157,7 @@
           </w:tcPr>
           <w:p>
             <w:pPr>
+              <w:pStyle w:val="Heading2"/>
               <w:spacing w:before="0" w:after="0" w:line="252" w:lineRule="auto"/>
             </w:pPr>
             <w:r>
@@ -2174,7 +2187,7 @@
               <w:rPr>
                 <w:rFonts w:ascii="Avenir Next" w:hAnsi="Avenir Next" w:cs="Avenir Next" w:eastAsia="Avenir Next"/>
                 <w:color w:val="1A1A1A"/>
-                <w:sz w:val="20"/>
+                <w:sz w:val="22"/>
                 <w:szCs w:val="20"/>
               </w:rPr>
               <w:t xml:space="preserve">Name a letter for an amount, then write a math sentence.  </w:t>
@@ -2184,7 +2197,7 @@
                 <w:rFonts w:ascii="Avenir Next" w:hAnsi="Avenir Next" w:cs="Avenir Next" w:eastAsia="Avenir Next"/>
                 <w:b/>
                 <w:color w:val="1A1A1A"/>
-                <w:sz w:val="20"/>
+                <w:sz w:val="22"/>
                 <w:szCs w:val="20"/>
               </w:rPr>
               <w:t xml:space="preserve">You will use it in Practice Form A, problems 3 and 8.</w:t>
@@ -2195,6 +2208,7 @@
     </w:tbl>
     <w:p>
       <w:pPr>
+        <w:pStyle w:val="Heading2"/>
         <w:keepNext/>
         <w:pBdr>
           <w:bottom w:val="single" w:sz="8" w:space="3" w:color="003A70"/>
@@ -2210,7 +2224,7 @@
           <w:b/>
           <w:color w:val="003A70"/>
           <w:spacing w:val="14"/>
-          <w:sz w:val="19"/>
+          <w:sz w:val="22"/>
           <w:szCs w:val="19"/>
         </w:rPr>
         <w:t xml:space="preserve">STEPS TO FOLLOW</w:t>
@@ -2229,7 +2243,7 @@
           <w:rFonts w:ascii="Avenir Next" w:hAnsi="Avenir Next" w:cs="Avenir Next" w:eastAsia="Avenir Next"/>
           <w:i/>
           <w:color w:val="5A5F66"/>
-          <w:sz w:val="17"/>
+          <w:sz w:val="22"/>
           <w:szCs w:val="17"/>
         </w:rPr>
         <w:t xml:space="preserve">use these same steps on every problem</w:t>
@@ -2271,6 +2285,7 @@
           </w:tcPr>
           <w:p>
             <w:pPr>
+              <w:pStyle w:val="Heading1"/>
               <w:spacing w:before="0" w:after="0" w:line="240" w:lineRule="auto"/>
               <w:jc w:val="center"/>
             </w:pPr>
@@ -2300,7 +2315,7 @@
                 <w:rFonts w:ascii="Avenir Next" w:hAnsi="Avenir Next" w:cs="Avenir Next" w:eastAsia="Avenir Next"/>
                 <w:b/>
                 <w:color w:val="1A1A1A"/>
-                <w:sz w:val="21"/>
+                <w:sz w:val="22"/>
                 <w:szCs w:val="21"/>
               </w:rPr>
               <w:t xml:space="preserve">Let</w:t>
@@ -2309,7 +2324,7 @@
               <w:rPr>
                 <w:rFonts w:ascii="Avenir Next" w:hAnsi="Avenir Next" w:cs="Avenir Next" w:eastAsia="Avenir Next"/>
                 <w:color w:val="1A1A1A"/>
-                <w:sz w:val="21"/>
+                <w:sz w:val="22"/>
                 <w:szCs w:val="21"/>
               </w:rPr>
               <w:t xml:space="preserve"> a letter stand for the unknown amount.</w:t>
@@ -2328,6 +2343,7 @@
           </w:tcPr>
           <w:p>
             <w:pPr>
+              <w:pStyle w:val="Heading1"/>
               <w:spacing w:before="0" w:after="0" w:line="240" w:lineRule="auto"/>
               <w:jc w:val="center"/>
             </w:pPr>
@@ -2357,7 +2373,7 @@
                 <w:rFonts w:ascii="Avenir Next" w:hAnsi="Avenir Next" w:cs="Avenir Next" w:eastAsia="Avenir Next"/>
                 <w:b/>
                 <w:color w:val="1A1A1A"/>
-                <w:sz w:val="21"/>
+                <w:sz w:val="22"/>
                 <w:szCs w:val="21"/>
               </w:rPr>
               <w:t xml:space="preserve">Find</w:t>
@@ -2366,7 +2382,7 @@
               <w:rPr>
                 <w:rFonts w:ascii="Avenir Next" w:hAnsi="Avenir Next" w:cs="Avenir Next" w:eastAsia="Avenir Next"/>
                 <w:color w:val="1A1A1A"/>
-                <w:sz w:val="21"/>
+                <w:sz w:val="22"/>
                 <w:szCs w:val="21"/>
               </w:rPr>
               <w:t xml:space="preserve"> the operation and the other number.</w:t>
@@ -2385,6 +2401,7 @@
           </w:tcPr>
           <w:p>
             <w:pPr>
+              <w:pStyle w:val="Heading1"/>
               <w:spacing w:before="0" w:after="0" w:line="240" w:lineRule="auto"/>
               <w:jc w:val="center"/>
             </w:pPr>
@@ -2414,7 +2431,7 @@
                 <w:rFonts w:ascii="Avenir Next" w:hAnsi="Avenir Next" w:cs="Avenir Next" w:eastAsia="Avenir Next"/>
                 <w:b/>
                 <w:color w:val="1A1A1A"/>
-                <w:sz w:val="21"/>
+                <w:sz w:val="22"/>
                 <w:szCs w:val="21"/>
               </w:rPr>
               <w:t xml:space="preserve">Write</w:t>
@@ -2423,7 +2440,7 @@
               <w:rPr>
                 <w:rFonts w:ascii="Avenir Next" w:hAnsi="Avenir Next" w:cs="Avenir Next" w:eastAsia="Avenir Next"/>
                 <w:color w:val="1A1A1A"/>
-                <w:sz w:val="21"/>
+                <w:sz w:val="22"/>
                 <w:szCs w:val="21"/>
               </w:rPr>
               <w:t xml:space="preserve"> the sentence with = and the total.</w:t>
@@ -2434,6 +2451,7 @@
     </w:tbl>
     <w:p>
       <w:pPr>
+        <w:pStyle w:val="Heading2"/>
         <w:keepNext/>
         <w:pBdr>
           <w:bottom w:val="single" w:sz="8" w:space="3" w:color="003A70"/>
@@ -2449,7 +2467,7 @@
           <w:b/>
           <w:color w:val="003A70"/>
           <w:spacing w:val="14"/>
-          <w:sz w:val="19"/>
+          <w:sz w:val="22"/>
           <w:szCs w:val="19"/>
         </w:rPr>
         <w:t xml:space="preserve">WATCH ME</w:t>
@@ -2468,7 +2486,7 @@
           <w:rFonts w:ascii="Avenir Next" w:hAnsi="Avenir Next" w:cs="Avenir Next" w:eastAsia="Avenir Next"/>
           <w:i/>
           <w:color w:val="5A5F66"/>
-          <w:sz w:val="17"/>
+          <w:sz w:val="22"/>
           <w:szCs w:val="17"/>
         </w:rPr>
         <w:t xml:space="preserve">the steps in action</w:t>
@@ -2483,7 +2501,7 @@
           <w:rFonts w:ascii="Avenir Next" w:hAnsi="Avenir Next" w:cs="Avenir Next" w:eastAsia="Avenir Next"/>
           <w:b/>
           <w:color w:val="1A1A1A"/>
-          <w:sz w:val="21"/>
+          <w:sz w:val="22"/>
           <w:szCs w:val="21"/>
         </w:rPr>
         <w:t xml:space="preserve">Kai saves $8 each week. He has saved $56. Write an equation for the weeks.</w:t>
@@ -2502,25 +2520,25 @@
           <w:rFonts w:ascii="Avenir Next" w:hAnsi="Avenir Next" w:cs="Avenir Next" w:eastAsia="Avenir Next"/>
           <w:b/>
           <w:color w:val="003A70"/>
+          <w:sz w:val="22"/>
+          <w:szCs w:val="19"/>
+        </w:rPr>
+        <w:t xml:space="preserve">Step 1</w:t>
+      </w:r>
+      <w:r>
+        <w:rPr>
+          <w:rFonts w:ascii="Avenir Next" w:hAnsi="Avenir Next" w:cs="Avenir Next" w:eastAsia="Avenir Next"/>
+          <w:color w:val="1A1A1A"/>
           <w:sz w:val="19"/>
           <w:szCs w:val="19"/>
         </w:rPr>
-        <w:t xml:space="preserve">Step 1</w:t>
-      </w:r>
-      <w:r>
-        <w:rPr>
-          <w:rFonts w:ascii="Avenir Next" w:hAnsi="Avenir Next" w:cs="Avenir Next" w:eastAsia="Avenir Next"/>
-          <w:color w:val="1A1A1A"/>
-          <w:sz w:val="19"/>
-          <w:szCs w:val="19"/>
-        </w:rPr>
         <w:tab/>
       </w:r>
       <w:r>
         <w:rPr>
           <w:rFonts w:ascii="Avenir Next" w:hAnsi="Avenir Next" w:cs="Avenir Next" w:eastAsia="Avenir Next"/>
           <w:color w:val="1A1A1A"/>
-          <w:sz w:val="21"/>
+          <w:sz w:val="22"/>
           <w:szCs w:val="21"/>
         </w:rPr>
         <w:t xml:space="preserve">Let </w:t>
@@ -2530,7 +2548,7 @@
           <w:rFonts w:ascii="Avenir Next" w:hAnsi="Avenir Next" w:cs="Avenir Next" w:eastAsia="Avenir Next"/>
           <w:i/>
           <w:color w:val="1A1A1A"/>
-          <w:sz w:val="21"/>
+          <w:sz w:val="22"/>
           <w:szCs w:val="21"/>
         </w:rPr>
         <w:t xml:space="preserve">w</w:t>
@@ -2539,7 +2557,7 @@
         <w:rPr>
           <w:rFonts w:ascii="Avenir Next" w:hAnsi="Avenir Next" w:cs="Avenir Next" w:eastAsia="Avenir Next"/>
           <w:color w:val="1A1A1A"/>
-          <w:sz w:val="21"/>
+          <w:sz w:val="22"/>
           <w:szCs w:val="21"/>
         </w:rPr>
         <w:t xml:space="preserve"> = the number of weeks.</w:t>
@@ -2558,25 +2576,25 @@
           <w:rFonts w:ascii="Avenir Next" w:hAnsi="Avenir Next" w:cs="Avenir Next" w:eastAsia="Avenir Next"/>
           <w:b/>
           <w:color w:val="003A70"/>
+          <w:sz w:val="22"/>
+          <w:szCs w:val="19"/>
+        </w:rPr>
+        <w:t xml:space="preserve">Step 2</w:t>
+      </w:r>
+      <w:r>
+        <w:rPr>
+          <w:rFonts w:ascii="Avenir Next" w:hAnsi="Avenir Next" w:cs="Avenir Next" w:eastAsia="Avenir Next"/>
+          <w:color w:val="1A1A1A"/>
           <w:sz w:val="19"/>
           <w:szCs w:val="19"/>
         </w:rPr>
-        <w:t xml:space="preserve">Step 2</w:t>
-      </w:r>
-      <w:r>
-        <w:rPr>
-          <w:rFonts w:ascii="Avenir Next" w:hAnsi="Avenir Next" w:cs="Avenir Next" w:eastAsia="Avenir Next"/>
-          <w:color w:val="1A1A1A"/>
-          <w:sz w:val="19"/>
-          <w:szCs w:val="19"/>
-        </w:rPr>
         <w:tab/>
       </w:r>
       <w:r>
         <w:rPr>
           <w:rFonts w:ascii="Avenir Next" w:hAnsi="Avenir Next" w:cs="Avenir Next" w:eastAsia="Avenir Next"/>
           <w:color w:val="1A1A1A"/>
-          <w:sz w:val="21"/>
+          <w:sz w:val="22"/>
           <w:szCs w:val="21"/>
         </w:rPr>
         <w:t xml:space="preserve">$8 each week: 8 × </w:t>
@@ -2586,7 +2604,7 @@
           <w:rFonts w:ascii="Avenir Next" w:hAnsi="Avenir Next" w:cs="Avenir Next" w:eastAsia="Avenir Next"/>
           <w:i/>
           <w:color w:val="1A1A1A"/>
-          <w:sz w:val="21"/>
+          <w:sz w:val="22"/>
           <w:szCs w:val="21"/>
         </w:rPr>
         <w:t xml:space="preserve">w</w:t>
@@ -2595,7 +2613,7 @@
         <w:rPr>
           <w:rFonts w:ascii="Avenir Next" w:hAnsi="Avenir Next" w:cs="Avenir Next" w:eastAsia="Avenir Next"/>
           <w:color w:val="1A1A1A"/>
-          <w:sz w:val="21"/>
+          <w:sz w:val="22"/>
           <w:szCs w:val="21"/>
         </w:rPr>
         <w:t xml:space="preserve">.</w:t>
@@ -2614,25 +2632,25 @@
           <w:rFonts w:ascii="Avenir Next" w:hAnsi="Avenir Next" w:cs="Avenir Next" w:eastAsia="Avenir Next"/>
           <w:b/>
           <w:color w:val="003A70"/>
+          <w:sz w:val="22"/>
+          <w:szCs w:val="19"/>
+        </w:rPr>
+        <w:t xml:space="preserve">Step 3</w:t>
+      </w:r>
+      <w:r>
+        <w:rPr>
+          <w:rFonts w:ascii="Avenir Next" w:hAnsi="Avenir Next" w:cs="Avenir Next" w:eastAsia="Avenir Next"/>
+          <w:color w:val="1A1A1A"/>
           <w:sz w:val="19"/>
           <w:szCs w:val="19"/>
         </w:rPr>
-        <w:t xml:space="preserve">Step 3</w:t>
-      </w:r>
-      <w:r>
-        <w:rPr>
-          <w:rFonts w:ascii="Avenir Next" w:hAnsi="Avenir Next" w:cs="Avenir Next" w:eastAsia="Avenir Next"/>
-          <w:color w:val="1A1A1A"/>
-          <w:sz w:val="19"/>
-          <w:szCs w:val="19"/>
-        </w:rPr>
         <w:tab/>
       </w:r>
       <w:r>
         <w:rPr>
           <w:rFonts w:ascii="Avenir Next" w:hAnsi="Avenir Next" w:cs="Avenir Next" w:eastAsia="Avenir Next"/>
           <w:color w:val="1A1A1A"/>
-          <w:sz w:val="21"/>
+          <w:sz w:val="22"/>
           <w:szCs w:val="21"/>
         </w:rPr>
         <w:t xml:space="preserve">8</w:t>
@@ -2642,7 +2660,7 @@
           <w:rFonts w:ascii="Avenir Next" w:hAnsi="Avenir Next" w:cs="Avenir Next" w:eastAsia="Avenir Next"/>
           <w:i/>
           <w:color w:val="1A1A1A"/>
-          <w:sz w:val="21"/>
+          <w:sz w:val="22"/>
           <w:szCs w:val="21"/>
         </w:rPr>
         <w:t xml:space="preserve">w</w:t>
@@ -2651,7 +2669,7 @@
         <w:rPr>
           <w:rFonts w:ascii="Avenir Next" w:hAnsi="Avenir Next" w:cs="Avenir Next" w:eastAsia="Avenir Next"/>
           <w:color w:val="1A1A1A"/>
-          <w:sz w:val="21"/>
+          <w:sz w:val="22"/>
           <w:szCs w:val="21"/>
         </w:rPr>
         <w:t xml:space="preserve"> = 56.</w:t>
@@ -2670,18 +2688,18 @@
           <w:rFonts w:ascii="Avenir Next" w:hAnsi="Avenir Next" w:cs="Avenir Next" w:eastAsia="Avenir Next"/>
           <w:b/>
           <w:color w:val="1A1A1A"/>
+          <w:sz w:val="22"/>
+          <w:szCs w:val="21"/>
+        </w:rPr>
+        <w:t xml:space="preserve">Answer</w:t>
+      </w:r>
+      <w:r>
+        <w:rPr>
+          <w:rFonts w:ascii="Avenir Next" w:hAnsi="Avenir Next" w:cs="Avenir Next" w:eastAsia="Avenir Next"/>
+          <w:color w:val="1A1A1A"/>
           <w:sz w:val="21"/>
           <w:szCs w:val="21"/>
         </w:rPr>
-        <w:t xml:space="preserve">Answer</w:t>
-      </w:r>
-      <w:r>
-        <w:rPr>
-          <w:rFonts w:ascii="Avenir Next" w:hAnsi="Avenir Next" w:cs="Avenir Next" w:eastAsia="Avenir Next"/>
-          <w:color w:val="1A1A1A"/>
-          <w:sz w:val="21"/>
-          <w:szCs w:val="21"/>
-        </w:rPr>
         <w:tab/>
       </w:r>
       <w:r>
@@ -2689,7 +2707,7 @@
           <w:rFonts w:ascii="Avenir Next" w:hAnsi="Avenir Next" w:cs="Avenir Next" w:eastAsia="Avenir Next"/>
           <w:b/>
           <w:color w:val="1A1A1A"/>
-          <w:sz w:val="21"/>
+          <w:sz w:val="22"/>
           <w:szCs w:val="21"/>
         </w:rPr>
         <w:t xml:space="preserve">8</w:t>
@@ -2700,7 +2718,7 @@
           <w:b/>
           <w:i/>
           <w:color w:val="1A1A1A"/>
-          <w:sz w:val="21"/>
+          <w:sz w:val="22"/>
           <w:szCs w:val="21"/>
         </w:rPr>
         <w:t xml:space="preserve">w</w:t>
@@ -2710,7 +2728,7 @@
           <w:rFonts w:ascii="Avenir Next" w:hAnsi="Avenir Next" w:cs="Avenir Next" w:eastAsia="Avenir Next"/>
           <w:b/>
           <w:color w:val="1A1A1A"/>
-          <w:sz w:val="21"/>
+          <w:sz w:val="22"/>
           <w:szCs w:val="21"/>
         </w:rPr>
         <w:t xml:space="preserve"> = 56</w:t>
@@ -2718,6 +2736,7 @@
     </w:p>
     <w:p>
       <w:pPr>
+        <w:pStyle w:val="Heading2"/>
         <w:keepNext/>
         <w:pBdr>
           <w:bottom w:val="single" w:sz="8" w:space="3" w:color="003A70"/>
@@ -2733,7 +2752,7 @@
           <w:b/>
           <w:color w:val="003A70"/>
           <w:spacing w:val="14"/>
-          <w:sz w:val="19"/>
+          <w:sz w:val="22"/>
           <w:szCs w:val="19"/>
         </w:rPr>
         <w:t xml:space="preserve">TRY IT WITH HELP</w:t>
@@ -2752,7 +2771,7 @@
           <w:rFonts w:ascii="Avenir Next" w:hAnsi="Avenir Next" w:cs="Avenir Next" w:eastAsia="Avenir Next"/>
           <w:i/>
           <w:color w:val="5A5F66"/>
-          <w:sz w:val="17"/>
+          <w:sz w:val="22"/>
           <w:szCs w:val="17"/>
         </w:rPr>
         <w:t xml:space="preserve">fill in each step</w:t>
@@ -2829,35 +2848,35 @@
           <w:rFonts w:ascii="Avenir Next" w:hAnsi="Avenir Next" w:cs="Avenir Next" w:eastAsia="Avenir Next"/>
           <w:b/>
           <w:color w:val="003A70"/>
+          <w:sz w:val="22"/>
+          <w:szCs w:val="18"/>
+        </w:rPr>
+        <w:t xml:space="preserve">Step 1</w:t>
+      </w:r>
+      <w:r>
+        <w:rPr>
+          <w:rFonts w:ascii="Avenir Next" w:hAnsi="Avenir Next" w:cs="Avenir Next" w:eastAsia="Avenir Next"/>
+          <w:color w:val="1A1A1A"/>
           <w:sz w:val="18"/>
           <w:szCs w:val="18"/>
         </w:rPr>
-        <w:t xml:space="preserve">Step 1</w:t>
-      </w:r>
-      <w:r>
-        <w:rPr>
-          <w:rFonts w:ascii="Avenir Next" w:hAnsi="Avenir Next" w:cs="Avenir Next" w:eastAsia="Avenir Next"/>
-          <w:color w:val="1A1A1A"/>
-          <w:sz w:val="18"/>
-          <w:szCs w:val="18"/>
-        </w:rPr>
         <w:tab/>
       </w:r>
       <w:r>
         <w:rPr>
           <w:rFonts w:ascii="Avenir Next" w:hAnsi="Avenir Next" w:cs="Avenir Next" w:eastAsia="Avenir Next"/>
           <w:color w:val="1A1A1A"/>
+          <w:sz w:val="22"/>
+          <w:szCs w:val="21"/>
+        </w:rPr>
+        <w:t xml:space="preserve">Let </w:t>
+      </w:r>
+      <w:r>
+        <w:rPr>
+          <w:rFonts w:ascii="Avenir Next" w:hAnsi="Avenir Next" w:cs="Avenir Next" w:eastAsia="Avenir Next"/>
+          <w:color w:val="1A1A1A"/>
           <w:sz w:val="21"/>
           <w:szCs w:val="21"/>
-        </w:rPr>
-        <w:t xml:space="preserve">Let </w:t>
-      </w:r>
-      <w:r>
-        <w:rPr>
-          <w:rFonts w:ascii="Avenir Next" w:hAnsi="Avenir Next" w:cs="Avenir Next" w:eastAsia="Avenir Next"/>
-          <w:color w:val="1A1A1A"/>
-          <w:sz w:val="21"/>
-          <w:szCs w:val="21"/>
           <w:u w:val="single"/>
         </w:rPr>
         <w:t xml:space="preserve">                </w:t>
@@ -2866,7 +2885,7 @@
         <w:rPr>
           <w:rFonts w:ascii="Avenir Next" w:hAnsi="Avenir Next" w:cs="Avenir Next" w:eastAsia="Avenir Next"/>
           <w:color w:val="1A1A1A"/>
-          <w:sz w:val="21"/>
+          <w:sz w:val="22"/>
           <w:szCs w:val="21"/>
         </w:rPr>
         <w:t xml:space="preserve"> = the number of students.</w:t>
@@ -2886,35 +2905,35 @@
           <w:rFonts w:ascii="Avenir Next" w:hAnsi="Avenir Next" w:cs="Avenir Next" w:eastAsia="Avenir Next"/>
           <w:b/>
           <w:color w:val="003A70"/>
+          <w:sz w:val="22"/>
+          <w:szCs w:val="18"/>
+        </w:rPr>
+        <w:t xml:space="preserve">Step 2</w:t>
+      </w:r>
+      <w:r>
+        <w:rPr>
+          <w:rFonts w:ascii="Avenir Next" w:hAnsi="Avenir Next" w:cs="Avenir Next" w:eastAsia="Avenir Next"/>
+          <w:color w:val="1A1A1A"/>
           <w:sz w:val="18"/>
           <w:szCs w:val="18"/>
         </w:rPr>
-        <w:t xml:space="preserve">Step 2</w:t>
-      </w:r>
-      <w:r>
-        <w:rPr>
-          <w:rFonts w:ascii="Avenir Next" w:hAnsi="Avenir Next" w:cs="Avenir Next" w:eastAsia="Avenir Next"/>
-          <w:color w:val="1A1A1A"/>
-          <w:sz w:val="18"/>
-          <w:szCs w:val="18"/>
-        </w:rPr>
         <w:tab/>
       </w:r>
       <w:r>
         <w:rPr>
           <w:rFonts w:ascii="Avenir Next" w:hAnsi="Avenir Next" w:cs="Avenir Next" w:eastAsia="Avenir Next"/>
           <w:color w:val="1A1A1A"/>
+          <w:sz w:val="22"/>
+          <w:szCs w:val="21"/>
+        </w:rPr>
+        <w:t xml:space="preserve">Add the </w:t>
+      </w:r>
+      <w:r>
+        <w:rPr>
+          <w:rFonts w:ascii="Avenir Next" w:hAnsi="Avenir Next" w:cs="Avenir Next" w:eastAsia="Avenir Next"/>
+          <w:color w:val="1A1A1A"/>
           <w:sz w:val="21"/>
           <w:szCs w:val="21"/>
-        </w:rPr>
-        <w:t xml:space="preserve">Add the </w:t>
-      </w:r>
-      <w:r>
-        <w:rPr>
-          <w:rFonts w:ascii="Avenir Next" w:hAnsi="Avenir Next" w:cs="Avenir Next" w:eastAsia="Avenir Next"/>
-          <w:color w:val="1A1A1A"/>
-          <w:sz w:val="21"/>
-          <w:szCs w:val="21"/>
           <w:u w:val="single"/>
         </w:rPr>
         <w:t xml:space="preserve">                </w:t>
@@ -2923,7 +2942,7 @@
         <w:rPr>
           <w:rFonts w:ascii="Avenir Next" w:hAnsi="Avenir Next" w:cs="Avenir Next" w:eastAsia="Avenir Next"/>
           <w:color w:val="1A1A1A"/>
-          <w:sz w:val="21"/>
+          <w:sz w:val="22"/>
           <w:szCs w:val="21"/>
         </w:rPr>
         <w:t xml:space="preserve"> teachers: </w:t>
@@ -2933,7 +2952,7 @@
           <w:rFonts w:ascii="Avenir Next" w:hAnsi="Avenir Next" w:cs="Avenir Next" w:eastAsia="Avenir Next"/>
           <w:i/>
           <w:color w:val="1A1A1A"/>
-          <w:sz w:val="21"/>
+          <w:sz w:val="22"/>
           <w:szCs w:val="21"/>
         </w:rPr>
         <w:t xml:space="preserve">s</w:t>
@@ -2942,7 +2961,7 @@
         <w:rPr>
           <w:rFonts w:ascii="Avenir Next" w:hAnsi="Avenir Next" w:cs="Avenir Next" w:eastAsia="Avenir Next"/>
           <w:color w:val="1A1A1A"/>
-          <w:sz w:val="21"/>
+          <w:sz w:val="22"/>
           <w:szCs w:val="21"/>
         </w:rPr>
         <w:t xml:space="preserve"> + 4.</w:t>
@@ -2962,25 +2981,25 @@
           <w:rFonts w:ascii="Avenir Next" w:hAnsi="Avenir Next" w:cs="Avenir Next" w:eastAsia="Avenir Next"/>
           <w:b/>
           <w:color w:val="003A70"/>
+          <w:sz w:val="22"/>
+          <w:szCs w:val="18"/>
+        </w:rPr>
+        <w:t xml:space="preserve">Step 3</w:t>
+      </w:r>
+      <w:r>
+        <w:rPr>
+          <w:rFonts w:ascii="Avenir Next" w:hAnsi="Avenir Next" w:cs="Avenir Next" w:eastAsia="Avenir Next"/>
+          <w:color w:val="1A1A1A"/>
           <w:sz w:val="18"/>
           <w:szCs w:val="18"/>
         </w:rPr>
-        <w:t xml:space="preserve">Step 3</w:t>
-      </w:r>
-      <w:r>
-        <w:rPr>
-          <w:rFonts w:ascii="Avenir Next" w:hAnsi="Avenir Next" w:cs="Avenir Next" w:eastAsia="Avenir Next"/>
-          <w:color w:val="1A1A1A"/>
-          <w:sz w:val="18"/>
-          <w:szCs w:val="18"/>
-        </w:rPr>
         <w:tab/>
       </w:r>
       <w:r>
         <w:rPr>
           <w:rFonts w:ascii="Avenir Next" w:hAnsi="Avenir Next" w:cs="Avenir Next" w:eastAsia="Avenir Next"/>
           <w:color w:val="1A1A1A"/>
-          <w:sz w:val="21"/>
+          <w:sz w:val="22"/>
           <w:szCs w:val="21"/>
         </w:rPr>
         <w:t xml:space="preserve">Sentence: </w:t>
@@ -3072,35 +3091,35 @@
           <w:rFonts w:ascii="Avenir Next" w:hAnsi="Avenir Next" w:cs="Avenir Next" w:eastAsia="Avenir Next"/>
           <w:b/>
           <w:color w:val="003A70"/>
+          <w:sz w:val="22"/>
+          <w:szCs w:val="18"/>
+        </w:rPr>
+        <w:t xml:space="preserve">Step 1</w:t>
+      </w:r>
+      <w:r>
+        <w:rPr>
+          <w:rFonts w:ascii="Avenir Next" w:hAnsi="Avenir Next" w:cs="Avenir Next" w:eastAsia="Avenir Next"/>
+          <w:color w:val="1A1A1A"/>
           <w:sz w:val="18"/>
           <w:szCs w:val="18"/>
         </w:rPr>
-        <w:t xml:space="preserve">Step 1</w:t>
-      </w:r>
-      <w:r>
-        <w:rPr>
-          <w:rFonts w:ascii="Avenir Next" w:hAnsi="Avenir Next" w:cs="Avenir Next" w:eastAsia="Avenir Next"/>
-          <w:color w:val="1A1A1A"/>
-          <w:sz w:val="18"/>
-          <w:szCs w:val="18"/>
-        </w:rPr>
         <w:tab/>
       </w:r>
       <w:r>
         <w:rPr>
           <w:rFonts w:ascii="Avenir Next" w:hAnsi="Avenir Next" w:cs="Avenir Next" w:eastAsia="Avenir Next"/>
           <w:color w:val="1A1A1A"/>
+          <w:sz w:val="22"/>
+          <w:szCs w:val="21"/>
+        </w:rPr>
+        <w:t xml:space="preserve">Let </w:t>
+      </w:r>
+      <w:r>
+        <w:rPr>
+          <w:rFonts w:ascii="Avenir Next" w:hAnsi="Avenir Next" w:cs="Avenir Next" w:eastAsia="Avenir Next"/>
+          <w:color w:val="1A1A1A"/>
           <w:sz w:val="21"/>
           <w:szCs w:val="21"/>
-        </w:rPr>
-        <w:t xml:space="preserve">Let </w:t>
-      </w:r>
-      <w:r>
-        <w:rPr>
-          <w:rFonts w:ascii="Avenir Next" w:hAnsi="Avenir Next" w:cs="Avenir Next" w:eastAsia="Avenir Next"/>
-          <w:color w:val="1A1A1A"/>
-          <w:sz w:val="21"/>
-          <w:szCs w:val="21"/>
           <w:u w:val="single"/>
         </w:rPr>
         <w:t xml:space="preserve">                </w:t>
@@ -3109,7 +3128,7 @@
         <w:rPr>
           <w:rFonts w:ascii="Avenir Next" w:hAnsi="Avenir Next" w:cs="Avenir Next" w:eastAsia="Avenir Next"/>
           <w:color w:val="1A1A1A"/>
-          <w:sz w:val="21"/>
+          <w:sz w:val="22"/>
           <w:szCs w:val="21"/>
         </w:rPr>
         <w:t xml:space="preserve"> = the plants in one row.</w:t>
@@ -3129,35 +3148,35 @@
           <w:rFonts w:ascii="Avenir Next" w:hAnsi="Avenir Next" w:cs="Avenir Next" w:eastAsia="Avenir Next"/>
           <w:b/>
           <w:color w:val="003A70"/>
+          <w:sz w:val="22"/>
+          <w:szCs w:val="18"/>
+        </w:rPr>
+        <w:t xml:space="preserve">Step 2</w:t>
+      </w:r>
+      <w:r>
+        <w:rPr>
+          <w:rFonts w:ascii="Avenir Next" w:hAnsi="Avenir Next" w:cs="Avenir Next" w:eastAsia="Avenir Next"/>
+          <w:color w:val="1A1A1A"/>
           <w:sz w:val="18"/>
           <w:szCs w:val="18"/>
         </w:rPr>
-        <w:t xml:space="preserve">Step 2</w:t>
-      </w:r>
-      <w:r>
-        <w:rPr>
-          <w:rFonts w:ascii="Avenir Next" w:hAnsi="Avenir Next" w:cs="Avenir Next" w:eastAsia="Avenir Next"/>
-          <w:color w:val="1A1A1A"/>
-          <w:sz w:val="18"/>
-          <w:szCs w:val="18"/>
-        </w:rPr>
         <w:tab/>
       </w:r>
       <w:r>
         <w:rPr>
           <w:rFonts w:ascii="Avenir Next" w:hAnsi="Avenir Next" w:cs="Avenir Next" w:eastAsia="Avenir Next"/>
           <w:color w:val="1A1A1A"/>
+          <w:sz w:val="22"/>
+          <w:szCs w:val="21"/>
+        </w:rPr>
+        <w:t xml:space="preserve">8 rows: 8 × </w:t>
+      </w:r>
+      <w:r>
+        <w:rPr>
+          <w:rFonts w:ascii="Avenir Next" w:hAnsi="Avenir Next" w:cs="Avenir Next" w:eastAsia="Avenir Next"/>
+          <w:color w:val="1A1A1A"/>
           <w:sz w:val="21"/>
           <w:szCs w:val="21"/>
-        </w:rPr>
-        <w:t xml:space="preserve">8 rows: 8 × </w:t>
-      </w:r>
-      <w:r>
-        <w:rPr>
-          <w:rFonts w:ascii="Avenir Next" w:hAnsi="Avenir Next" w:cs="Avenir Next" w:eastAsia="Avenir Next"/>
-          <w:color w:val="1A1A1A"/>
-          <w:sz w:val="21"/>
-          <w:szCs w:val="21"/>
           <w:u w:val="single"/>
         </w:rPr>
         <w:t xml:space="preserve">                </w:t>
@@ -3166,7 +3185,7 @@
         <w:rPr>
           <w:rFonts w:ascii="Avenir Next" w:hAnsi="Avenir Next" w:cs="Avenir Next" w:eastAsia="Avenir Next"/>
           <w:color w:val="1A1A1A"/>
-          <w:sz w:val="21"/>
+          <w:sz w:val="22"/>
           <w:szCs w:val="21"/>
         </w:rPr>
         <w:t xml:space="preserve">.</w:t>
@@ -3186,35 +3205,35 @@
           <w:rFonts w:ascii="Avenir Next" w:hAnsi="Avenir Next" w:cs="Avenir Next" w:eastAsia="Avenir Next"/>
           <w:b/>
           <w:color w:val="003A70"/>
+          <w:sz w:val="22"/>
+          <w:szCs w:val="18"/>
+        </w:rPr>
+        <w:t xml:space="preserve">Step 3</w:t>
+      </w:r>
+      <w:r>
+        <w:rPr>
+          <w:rFonts w:ascii="Avenir Next" w:hAnsi="Avenir Next" w:cs="Avenir Next" w:eastAsia="Avenir Next"/>
+          <w:color w:val="1A1A1A"/>
           <w:sz w:val="18"/>
           <w:szCs w:val="18"/>
         </w:rPr>
-        <w:t xml:space="preserve">Step 3</w:t>
-      </w:r>
-      <w:r>
-        <w:rPr>
-          <w:rFonts w:ascii="Avenir Next" w:hAnsi="Avenir Next" w:cs="Avenir Next" w:eastAsia="Avenir Next"/>
-          <w:color w:val="1A1A1A"/>
-          <w:sz w:val="18"/>
-          <w:szCs w:val="18"/>
-        </w:rPr>
         <w:tab/>
       </w:r>
       <w:r>
         <w:rPr>
           <w:rFonts w:ascii="Avenir Next" w:hAnsi="Avenir Next" w:cs="Avenir Next" w:eastAsia="Avenir Next"/>
           <w:color w:val="1A1A1A"/>
+          <w:sz w:val="22"/>
+          <w:szCs w:val="21"/>
+        </w:rPr>
+        <w:t xml:space="preserve">Sentence: </w:t>
+      </w:r>
+      <w:r>
+        <w:rPr>
+          <w:rFonts w:ascii="Avenir Next" w:hAnsi="Avenir Next" w:cs="Avenir Next" w:eastAsia="Avenir Next"/>
+          <w:color w:val="1A1A1A"/>
           <w:sz w:val="21"/>
           <w:szCs w:val="21"/>
-        </w:rPr>
-        <w:t xml:space="preserve">Sentence: </w:t>
-      </w:r>
-      <w:r>
-        <w:rPr>
-          <w:rFonts w:ascii="Avenir Next" w:hAnsi="Avenir Next" w:cs="Avenir Next" w:eastAsia="Avenir Next"/>
-          <w:color w:val="1A1A1A"/>
-          <w:sz w:val="21"/>
-          <w:szCs w:val="21"/>
           <w:u w:val="single"/>
         </w:rPr>
         <w:t xml:space="preserve">                </w:t>
@@ -3227,6 +3246,7 @@
     </w:p>
     <w:p>
       <w:pPr>
+        <w:pStyle w:val="Heading2"/>
         <w:keepNext/>
         <w:pBdr>
           <w:bottom w:val="single" w:sz="8" w:space="3" w:color="003A70"/>
@@ -3242,7 +3262,7 @@
           <w:b/>
           <w:color w:val="003A70"/>
           <w:spacing w:val="14"/>
-          <w:sz w:val="19"/>
+          <w:sz w:val="22"/>
           <w:szCs w:val="19"/>
         </w:rPr>
         <w:t xml:space="preserve">YOUR TURN</w:t>
@@ -3261,7 +3281,7 @@
           <w:rFonts w:ascii="Avenir Next" w:hAnsi="Avenir Next" w:cs="Avenir Next" w:eastAsia="Avenir Next"/>
           <w:i/>
           <w:color w:val="5A5F66"/>
-          <w:sz w:val="17"/>
+          <w:sz w:val="22"/>
           <w:szCs w:val="17"/>
         </w:rPr>
         <w:t xml:space="preserve">use the steps on your own</w:t>
@@ -3664,6 +3684,7 @@
     </w:p>
     <w:p>
       <w:pPr>
+        <w:pStyle w:val="Heading2"/>
         <w:keepNext/>
         <w:pBdr>
           <w:bottom w:val="single" w:sz="8" w:space="3" w:color="003A70"/>
@@ -3679,7 +3700,7 @@
           <w:b/>
           <w:color w:val="003A70"/>
           <w:spacing w:val="14"/>
-          <w:sz w:val="19"/>
+          <w:sz w:val="22"/>
           <w:szCs w:val="19"/>
         </w:rPr>
         <w:t xml:space="preserve">READY CHECK</w:t>
@@ -3698,7 +3719,7 @@
           <w:rFonts w:ascii="Avenir Next" w:hAnsi="Avenir Next" w:cs="Avenir Next" w:eastAsia="Avenir Next"/>
           <w:i/>
           <w:color w:val="5A5F66"/>
-          <w:sz w:val="17"/>
+          <w:sz w:val="22"/>
           <w:szCs w:val="17"/>
         </w:rPr>
         <w:t xml:space="preserve">a problem like the one in today’s lesson</w:t>
@@ -3849,35 +3870,35 @@
                       <w:rFonts w:ascii="Avenir Next" w:hAnsi="Avenir Next" w:cs="Avenir Next" w:eastAsia="Avenir Next"/>
                       <w:b/>
                       <w:color w:val="003A70"/>
+                      <w:sz w:val="22"/>
+                      <w:szCs w:val="21"/>
+                    </w:rPr>
+                    <w:t xml:space="preserve">A</w:t>
+                  </w:r>
+                  <w:r>
+                    <w:rPr>
+                      <w:rFonts w:ascii="Avenir Next" w:hAnsi="Avenir Next" w:cs="Avenir Next" w:eastAsia="Avenir Next"/>
+                      <w:color w:val="1A1A1A"/>
                       <w:sz w:val="21"/>
                       <w:szCs w:val="21"/>
                     </w:rPr>
-                    <w:t xml:space="preserve">A</w:t>
-                  </w:r>
-                  <w:r>
-                    <w:rPr>
-                      <w:rFonts w:ascii="Avenir Next" w:hAnsi="Avenir Next" w:cs="Avenir Next" w:eastAsia="Avenir Next"/>
-                      <w:color w:val="1A1A1A"/>
-                      <w:sz w:val="21"/>
+                    <w:tab/>
+                  </w:r>
+                  <w:r>
+                    <w:rPr>
+                      <w:rFonts w:ascii="Avenir Next" w:hAnsi="Avenir Next" w:cs="Avenir Next" w:eastAsia="Avenir Next"/>
+                      <w:i/>
+                      <w:color w:val="1A1A1A"/>
+                      <w:sz w:val="22"/>
                       <w:szCs w:val="21"/>
                     </w:rPr>
-                    <w:tab/>
-                  </w:r>
-                  <w:r>
-                    <w:rPr>
-                      <w:rFonts w:ascii="Avenir Next" w:hAnsi="Avenir Next" w:cs="Avenir Next" w:eastAsia="Avenir Next"/>
-                      <w:i/>
-                      <w:color w:val="1A1A1A"/>
-                      <w:sz w:val="21"/>
-                      <w:szCs w:val="21"/>
-                    </w:rPr>
                     <w:t xml:space="preserve">t</w:t>
                   </w:r>
                   <w:r>
                     <w:rPr>
                       <w:rFonts w:ascii="Avenir Next" w:hAnsi="Avenir Next" w:cs="Avenir Next" w:eastAsia="Avenir Next"/>
                       <w:color w:val="1A1A1A"/>
-                      <w:sz w:val="21"/>
+                      <w:sz w:val="22"/>
                       <w:szCs w:val="21"/>
                     </w:rPr>
                     <w:t xml:space="preserve"> + 20 = 150</w:t>
@@ -3902,44 +3923,44 @@
                       <w:rFonts w:ascii="Avenir Next" w:hAnsi="Avenir Next" w:cs="Avenir Next" w:eastAsia="Avenir Next"/>
                       <w:b/>
                       <w:color w:val="003A70"/>
+                      <w:sz w:val="22"/>
+                      <w:szCs w:val="21"/>
+                    </w:rPr>
+                    <w:t xml:space="preserve">B</w:t>
+                  </w:r>
+                  <w:r>
+                    <w:rPr>
+                      <w:rFonts w:ascii="Avenir Next" w:hAnsi="Avenir Next" w:cs="Avenir Next" w:eastAsia="Avenir Next"/>
+                      <w:color w:val="1A1A1A"/>
                       <w:sz w:val="21"/>
                       <w:szCs w:val="21"/>
                     </w:rPr>
-                    <w:t xml:space="preserve">B</w:t>
-                  </w:r>
-                  <w:r>
-                    <w:rPr>
-                      <w:rFonts w:ascii="Avenir Next" w:hAnsi="Avenir Next" w:cs="Avenir Next" w:eastAsia="Avenir Next"/>
-                      <w:color w:val="1A1A1A"/>
-                      <w:sz w:val="21"/>
+                    <w:tab/>
+                  </w:r>
+                  <w:r>
+                    <w:rPr>
+                      <w:rFonts w:ascii="Avenir Next" w:hAnsi="Avenir Next" w:cs="Avenir Next" w:eastAsia="Avenir Next"/>
+                      <w:color w:val="1A1A1A"/>
+                      <w:sz w:val="22"/>
                       <w:szCs w:val="21"/>
                     </w:rPr>
-                    <w:tab/>
-                  </w:r>
-                  <w:r>
-                    <w:rPr>
-                      <w:rFonts w:ascii="Avenir Next" w:hAnsi="Avenir Next" w:cs="Avenir Next" w:eastAsia="Avenir Next"/>
-                      <w:color w:val="1A1A1A"/>
-                      <w:sz w:val="21"/>
+                    <w:t xml:space="preserve">20</w:t>
+                  </w:r>
+                  <w:r>
+                    <w:rPr>
+                      <w:rFonts w:ascii="Avenir Next" w:hAnsi="Avenir Next" w:cs="Avenir Next" w:eastAsia="Avenir Next"/>
+                      <w:i/>
+                      <w:color w:val="1A1A1A"/>
+                      <w:sz w:val="22"/>
                       <w:szCs w:val="21"/>
                     </w:rPr>
-                    <w:t xml:space="preserve">20</w:t>
-                  </w:r>
-                  <w:r>
-                    <w:rPr>
-                      <w:rFonts w:ascii="Avenir Next" w:hAnsi="Avenir Next" w:cs="Avenir Next" w:eastAsia="Avenir Next"/>
-                      <w:i/>
-                      <w:color w:val="1A1A1A"/>
-                      <w:sz w:val="21"/>
-                      <w:szCs w:val="21"/>
-                    </w:rPr>
                     <w:t xml:space="preserve">t</w:t>
                   </w:r>
                   <w:r>
                     <w:rPr>
                       <w:rFonts w:ascii="Avenir Next" w:hAnsi="Avenir Next" w:cs="Avenir Next" w:eastAsia="Avenir Next"/>
                       <w:color w:val="1A1A1A"/>
-                      <w:sz w:val="21"/>
+                      <w:sz w:val="22"/>
                       <w:szCs w:val="21"/>
                     </w:rPr>
                     <w:t xml:space="preserve"> = 150</w:t>
@@ -3964,35 +3985,35 @@
                       <w:rFonts w:ascii="Avenir Next" w:hAnsi="Avenir Next" w:cs="Avenir Next" w:eastAsia="Avenir Next"/>
                       <w:b/>
                       <w:color w:val="003A70"/>
+                      <w:sz w:val="22"/>
+                      <w:szCs w:val="21"/>
+                    </w:rPr>
+                    <w:t xml:space="preserve">C</w:t>
+                  </w:r>
+                  <w:r>
+                    <w:rPr>
+                      <w:rFonts w:ascii="Avenir Next" w:hAnsi="Avenir Next" w:cs="Avenir Next" w:eastAsia="Avenir Next"/>
+                      <w:color w:val="1A1A1A"/>
                       <w:sz w:val="21"/>
                       <w:szCs w:val="21"/>
                     </w:rPr>
-                    <w:t xml:space="preserve">C</w:t>
-                  </w:r>
-                  <w:r>
-                    <w:rPr>
-                      <w:rFonts w:ascii="Avenir Next" w:hAnsi="Avenir Next" w:cs="Avenir Next" w:eastAsia="Avenir Next"/>
-                      <w:color w:val="1A1A1A"/>
-                      <w:sz w:val="21"/>
+                    <w:tab/>
+                  </w:r>
+                  <w:r>
+                    <w:rPr>
+                      <w:rFonts w:ascii="Avenir Next" w:hAnsi="Avenir Next" w:cs="Avenir Next" w:eastAsia="Avenir Next"/>
+                      <w:i/>
+                      <w:color w:val="1A1A1A"/>
+                      <w:sz w:val="22"/>
                       <w:szCs w:val="21"/>
                     </w:rPr>
-                    <w:tab/>
-                  </w:r>
-                  <w:r>
-                    <w:rPr>
-                      <w:rFonts w:ascii="Avenir Next" w:hAnsi="Avenir Next" w:cs="Avenir Next" w:eastAsia="Avenir Next"/>
-                      <w:i/>
-                      <w:color w:val="1A1A1A"/>
-                      <w:sz w:val="21"/>
-                      <w:szCs w:val="21"/>
-                    </w:rPr>
                     <w:t xml:space="preserve">t</w:t>
                   </w:r>
                   <w:r>
                     <w:rPr>
                       <w:rFonts w:ascii="Avenir Next" w:hAnsi="Avenir Next" w:cs="Avenir Next" w:eastAsia="Avenir Next"/>
                       <w:color w:val="1A1A1A"/>
-                      <w:sz w:val="21"/>
+                      <w:sz w:val="22"/>
                       <w:szCs w:val="21"/>
                     </w:rPr>
                     <w:t xml:space="preserve"> − 20 = 150</w:t>
@@ -4017,35 +4038,35 @@
                       <w:rFonts w:ascii="Avenir Next" w:hAnsi="Avenir Next" w:cs="Avenir Next" w:eastAsia="Avenir Next"/>
                       <w:b/>
                       <w:color w:val="003A70"/>
+                      <w:sz w:val="22"/>
+                      <w:szCs w:val="21"/>
+                    </w:rPr>
+                    <w:t xml:space="preserve">D</w:t>
+                  </w:r>
+                  <w:r>
+                    <w:rPr>
+                      <w:rFonts w:ascii="Avenir Next" w:hAnsi="Avenir Next" w:cs="Avenir Next" w:eastAsia="Avenir Next"/>
+                      <w:color w:val="1A1A1A"/>
                       <w:sz w:val="21"/>
                       <w:szCs w:val="21"/>
                     </w:rPr>
-                    <w:t xml:space="preserve">D</w:t>
-                  </w:r>
-                  <w:r>
-                    <w:rPr>
-                      <w:rFonts w:ascii="Avenir Next" w:hAnsi="Avenir Next" w:cs="Avenir Next" w:eastAsia="Avenir Next"/>
-                      <w:color w:val="1A1A1A"/>
-                      <w:sz w:val="21"/>
+                    <w:tab/>
+                  </w:r>
+                  <w:r>
+                    <w:rPr>
+                      <w:rFonts w:ascii="Avenir Next" w:hAnsi="Avenir Next" w:cs="Avenir Next" w:eastAsia="Avenir Next"/>
+                      <w:i/>
+                      <w:color w:val="1A1A1A"/>
+                      <w:sz w:val="22"/>
                       <w:szCs w:val="21"/>
                     </w:rPr>
-                    <w:tab/>
-                  </w:r>
-                  <w:r>
-                    <w:rPr>
-                      <w:rFonts w:ascii="Avenir Next" w:hAnsi="Avenir Next" w:cs="Avenir Next" w:eastAsia="Avenir Next"/>
-                      <w:i/>
-                      <w:color w:val="1A1A1A"/>
-                      <w:sz w:val="21"/>
-                      <w:szCs w:val="21"/>
-                    </w:rPr>
                     <w:t xml:space="preserve">t</w:t>
                   </w:r>
                   <w:r>
                     <w:rPr>
                       <w:rFonts w:ascii="Avenir Next" w:hAnsi="Avenir Next" w:cs="Avenir Next" w:eastAsia="Avenir Next"/>
                       <w:color w:val="1A1A1A"/>
-                      <w:sz w:val="21"/>
+                      <w:sz w:val="22"/>
                       <w:szCs w:val="21"/>
                     </w:rPr>
                     <w:t xml:space="preserve"> + 150 = 20</w:t>
@@ -4094,19 +4115,42 @@
         <w:tblLook w:val="0000" w:firstRow="0" w:lastRow="0" w:firstColumn="0" w:lastColumn="0" w:noHBand="1" w:noVBand="1"/>
       </w:tblPr>
       <w:tblGrid>
-        <w:gridCol w:w="2000"/>
-        <w:gridCol w:w="2300"/>
-        <w:gridCol w:w="2100"/>
-        <w:gridCol w:w="3104"/>
+        <w:gridCol w:w="1750"/>
+        <w:gridCol w:w="2500"/>
+        <w:gridCol w:w="2200"/>
+        <w:gridCol w:w="3054"/>
       </w:tblGrid>
       <w:tr>
         <w:trPr>
           <w:cantSplit/>
-          <w:trHeight w:val="320" w:hRule="atLeast"/>
+          <w:trHeight w:val="300" w:hRule="atLeast"/>
         </w:trPr>
         <w:tc>
           <w:tcPr>
-            <w:tcW w:w="2000" w:type="dxa"/>
+            <w:tcW w:w="1750" w:type="dxa"/>
+            <w:vAlign w:val="center"/>
+          </w:tcPr>
+          <w:p>
+            <w:pPr>
+              <w:pStyle w:val="Heading2"/>
+              <w:spacing w:before="0" w:after="0" w:line="240" w:lineRule="auto"/>
+            </w:pPr>
+            <w:r>
+              <w:rPr>
+                <w:rFonts w:ascii="Avenir Next" w:hAnsi="Avenir Next" w:cs="Avenir Next" w:eastAsia="Avenir Next"/>
+                <w:b/>
+                <w:color w:val="003A70"/>
+                <w:spacing w:val="12"/>
+                <w:sz w:val="15"/>
+                <w:szCs w:val="15"/>
+              </w:rPr>
+              <w:t xml:space="preserve">CHECK YOURSELF</w:t>
+            </w:r>
+          </w:p>
+        </w:tc>
+        <w:tc>
+          <w:tcPr>
+            <w:tcW w:w="2500" w:type="dxa"/>
             <w:vAlign w:val="center"/>
           </w:tcPr>
           <w:p>
@@ -4115,20 +4159,27 @@
             </w:pPr>
             <w:r>
               <w:rPr>
-                <w:rFonts w:ascii="Avenir Next" w:hAnsi="Avenir Next" w:cs="Avenir Next" w:eastAsia="Avenir Next"/>
-                <w:b/>
-                <w:color w:val="003A70"/>
-                <w:spacing w:val="12"/>
-                <w:sz w:val="15"/>
-                <w:szCs w:val="15"/>
-              </w:rPr>
-              <w:t xml:space="preserve">CHECK YOURSELF</w:t>
+                <w:rFonts w:ascii="Arial" w:hAnsi="Arial" w:cs="Arial" w:eastAsia="Arial"/>
+                <w:color w:val="1A1A1A"/>
+                <w:sz w:val="20"/>
+                <w:szCs w:val="20"/>
+              </w:rPr>
+              <w:t xml:space="preserve">□</w:t>
+            </w:r>
+            <w:r>
+              <w:rPr>
+                <w:rFonts w:ascii="Avenir Next" w:hAnsi="Avenir Next" w:cs="Avenir Next" w:eastAsia="Avenir Next"/>
+                <w:color w:val="1A1A1A"/>
+                <w:sz w:val="17"/>
+                <w:szCs w:val="17"/>
+              </w:rPr>
+              <w:t xml:space="preserve">  I can do this on my own</w:t>
             </w:r>
           </w:p>
         </w:tc>
         <w:tc>
           <w:tcPr>
-            <w:tcW w:w="2300" w:type="dxa"/>
+            <w:tcW w:w="2200" w:type="dxa"/>
             <w:vAlign w:val="center"/>
           </w:tcPr>
           <w:p>
@@ -4139,8 +4190,8 @@
               <w:rPr>
                 <w:rFonts w:ascii="Arial" w:hAnsi="Arial" w:cs="Arial" w:eastAsia="Arial"/>
                 <w:color w:val="1A1A1A"/>
-                <w:sz w:val="24"/>
-                <w:szCs w:val="24"/>
+                <w:sz w:val="20"/>
+                <w:szCs w:val="20"/>
               </w:rPr>
               <w:t xml:space="preserve">□</w:t>
             </w:r>
@@ -4151,13 +4202,13 @@
                 <w:sz w:val="17"/>
                 <w:szCs w:val="17"/>
               </w:rPr>
-              <w:t xml:space="preserve">  I can do this on my own</w:t>
+              <w:t xml:space="preserve">  I need a little help</w:t>
             </w:r>
           </w:p>
         </w:tc>
         <w:tc>
           <w:tcPr>
-            <w:tcW w:w="2100" w:type="dxa"/>
+            <w:tcW w:w="3054" w:type="dxa"/>
             <w:vAlign w:val="center"/>
           </w:tcPr>
           <w:p>
@@ -4168,37 +4219,8 @@
               <w:rPr>
                 <w:rFonts w:ascii="Arial" w:hAnsi="Arial" w:cs="Arial" w:eastAsia="Arial"/>
                 <w:color w:val="1A1A1A"/>
-                <w:sz w:val="24"/>
-                <w:szCs w:val="24"/>
-              </w:rPr>
-              <w:t xml:space="preserve">□</w:t>
-            </w:r>
-            <w:r>
-              <w:rPr>
-                <w:rFonts w:ascii="Avenir Next" w:hAnsi="Avenir Next" w:cs="Avenir Next" w:eastAsia="Avenir Next"/>
-                <w:color w:val="1A1A1A"/>
-                <w:sz w:val="17"/>
-                <w:szCs w:val="17"/>
-              </w:rPr>
-              <w:t xml:space="preserve">  I need a little help</w:t>
-            </w:r>
-          </w:p>
-        </w:tc>
-        <w:tc>
-          <w:tcPr>
-            <w:tcW w:w="3104" w:type="dxa"/>
-            <w:vAlign w:val="center"/>
-          </w:tcPr>
-          <w:p>
-            <w:pPr>
-              <w:spacing w:before="0" w:after="0" w:line="240" w:lineRule="auto"/>
-            </w:pPr>
-            <w:r>
-              <w:rPr>
-                <w:rFonts w:ascii="Arial" w:hAnsi="Arial" w:cs="Arial" w:eastAsia="Arial"/>
-                <w:color w:val="1A1A1A"/>
-                <w:sz w:val="24"/>
-                <w:szCs w:val="24"/>
+                <w:sz w:val="20"/>
+                <w:szCs w:val="20"/>
               </w:rPr>
               <w:t xml:space="preserve">□</w:t>
             </w:r>
@@ -4233,7 +4255,7 @@
     <w:sectPr>
       <w:footerReference w:type="default" r:id="rIdFooter1"/>
       <w:pgSz w:w="12240" w:h="15840"/>
-      <w:pgMar w:top="893" w:right="1224" w:bottom="835" w:left="1512" w:header="432" w:footer="432" w:gutter="0"/>
+      <w:pgMar w:top="780" w:right="1224" w:bottom="760" w:left="1512" w:header="432" w:footer="432" w:gutter="0"/>
       <w:cols w:space="720"/>
     </w:sectPr>
   </w:body>
@@ -4313,7 +4335,106 @@
               <w:sz w:val="15"/>
               <w:szCs w:val="15"/>
             </w:rPr>
-            <w:t xml:space="preserve">Lesson 8-4  ·  Session 1  ·  Prerequisite Practice B</w:t>
+            <w:t xml:space="preserve">8-4 · Page </w:t>
+          </w:r>
+          <w:r>
+            <w:rPr>
+              <w:rFonts w:ascii="Avenir Next" w:hAnsi="Avenir Next" w:cs="Avenir Next" w:eastAsia="Avenir Next"/>
+              <w:color w:val="5A5F66"/>
+              <w:sz w:val="15"/>
+              <w:szCs w:val="15"/>
+            </w:rPr>
+            <w:fldChar w:fldCharType="begin"/>
+          </w:r>
+          <w:r>
+            <w:rPr>
+              <w:rFonts w:ascii="Avenir Next" w:hAnsi="Avenir Next" w:cs="Avenir Next" w:eastAsia="Avenir Next"/>
+              <w:color w:val="5A5F66"/>
+              <w:sz w:val="15"/>
+              <w:szCs w:val="15"/>
+            </w:rPr>
+            <w:instrText xml:space="preserve"> PAGE </w:instrText>
+          </w:r>
+          <w:r>
+            <w:rPr>
+              <w:rFonts w:ascii="Avenir Next" w:hAnsi="Avenir Next" w:cs="Avenir Next" w:eastAsia="Avenir Next"/>
+              <w:color w:val="5A5F66"/>
+              <w:sz w:val="15"/>
+              <w:szCs w:val="15"/>
+            </w:rPr>
+            <w:fldChar w:fldCharType="separate"/>
+          </w:r>
+          <w:r>
+            <w:rPr>
+              <w:rFonts w:ascii="Avenir Next" w:hAnsi="Avenir Next" w:cs="Avenir Next" w:eastAsia="Avenir Next"/>
+              <w:color w:val="5A5F66"/>
+              <w:sz w:val="15"/>
+              <w:szCs w:val="15"/>
+            </w:rPr>
+            <w:t xml:space="preserve">1</w:t>
+          </w:r>
+          <w:r>
+            <w:rPr>
+              <w:rFonts w:ascii="Avenir Next" w:hAnsi="Avenir Next" w:cs="Avenir Next" w:eastAsia="Avenir Next"/>
+              <w:color w:val="5A5F66"/>
+              <w:sz w:val="15"/>
+              <w:szCs w:val="15"/>
+            </w:rPr>
+            <w:fldChar w:fldCharType="end"/>
+          </w:r>
+          <w:r>
+            <w:rPr>
+              <w:rFonts w:ascii="Avenir Next" w:hAnsi="Avenir Next" w:cs="Avenir Next" w:eastAsia="Avenir Next"/>
+              <w:color w:val="5A5F66"/>
+              <w:sz w:val="15"/>
+              <w:szCs w:val="15"/>
+            </w:rPr>
+            <w:t xml:space="preserve"> of </w:t>
+          </w:r>
+          <w:r>
+            <w:rPr>
+              <w:rFonts w:ascii="Avenir Next" w:hAnsi="Avenir Next" w:cs="Avenir Next" w:eastAsia="Avenir Next"/>
+              <w:color w:val="5A5F66"/>
+              <w:sz w:val="15"/>
+              <w:szCs w:val="15"/>
+            </w:rPr>
+            <w:fldChar w:fldCharType="begin"/>
+          </w:r>
+          <w:r>
+            <w:rPr>
+              <w:rFonts w:ascii="Avenir Next" w:hAnsi="Avenir Next" w:cs="Avenir Next" w:eastAsia="Avenir Next"/>
+              <w:color w:val="5A5F66"/>
+              <w:sz w:val="15"/>
+              <w:szCs w:val="15"/>
+            </w:rPr>
+            <w:instrText xml:space="preserve"> NUMPAGES </w:instrText>
+          </w:r>
+          <w:r>
+            <w:rPr>
+              <w:rFonts w:ascii="Avenir Next" w:hAnsi="Avenir Next" w:cs="Avenir Next" w:eastAsia="Avenir Next"/>
+              <w:color w:val="5A5F66"/>
+              <w:sz w:val="15"/>
+              <w:szCs w:val="15"/>
+            </w:rPr>
+            <w:fldChar w:fldCharType="separate"/>
+          </w:r>
+          <w:r>
+            <w:rPr>
+              <w:rFonts w:ascii="Avenir Next" w:hAnsi="Avenir Next" w:cs="Avenir Next" w:eastAsia="Avenir Next"/>
+              <w:color w:val="5A5F66"/>
+              <w:sz w:val="15"/>
+              <w:szCs w:val="15"/>
+            </w:rPr>
+            <w:t xml:space="preserve">1</w:t>
+          </w:r>
+          <w:r>
+            <w:rPr>
+              <w:rFonts w:ascii="Avenir Next" w:hAnsi="Avenir Next" w:cs="Avenir Next" w:eastAsia="Avenir Next"/>
+              <w:color w:val="5A5F66"/>
+              <w:sz w:val="15"/>
+              <w:szCs w:val="15"/>
+            </w:rPr>
+            <w:fldChar w:fldCharType="end"/>
           </w:r>
         </w:p>
       </w:tc>
@@ -4356,5 +4477,23 @@
       </w:tblCellMar>
     </w:tblPr>
   </w:style>
+  <w:style w:type="paragraph" w:styleId="Heading1">
+    <w:name w:val="heading 1"/>
+    <w:basedOn w:val="Normal"/>
+    <w:pPr>
+      <w:outlineLvl w:val="0"/>
+      <w:keepNext w:val="0"/>
+      <w:keepLines w:val="0"/>
+    </w:pPr>
+  </w:style>
+  <w:style w:type="paragraph" w:styleId="Heading2">
+    <w:name w:val="heading 2"/>
+    <w:basedOn w:val="Normal"/>
+    <w:pPr>
+      <w:outlineLvl w:val="1"/>
+      <w:keepNext w:val="0"/>
+      <w:keepLines w:val="0"/>
+    </w:pPr>
+  </w:style>
 </w:styles>
 </file>